--- a/TS-Kramam/TS-5.3/TS 5.3 Tamil Krama Paatam Corrections.docx
+++ b/TS-Kramam/TS-5.3/TS 5.3 Tamil Krama Paatam Corrections.docx
@@ -129,7 +129,8 @@
       <w:tblGrid>
         <w:gridCol w:w="3764"/>
         <w:gridCol w:w="5528"/>
-        <w:gridCol w:w="5387"/>
+        <w:gridCol w:w="5103"/>
+        <w:gridCol w:w="284"/>
       </w:tblGrid>
       <w:tr>
         <w:tc>
@@ -196,6 +197,7 @@
         <w:tc>
           <w:tcPr>
             <w:tcW w:w="5387" w:type="dxa"/>
+            <w:gridSpan w:val="2"/>
           </w:tcPr>
           <w:p>
             <w:pPr>
@@ -754,6 +756,7 @@
         <w:tc>
           <w:tcPr>
             <w:tcW w:w="5387" w:type="dxa"/>
+            <w:gridSpan w:val="2"/>
           </w:tcPr>
           <w:p>
             <w:pPr>
@@ -1673,6 +1676,7 @@
         <w:tc>
           <w:tcPr>
             <w:tcW w:w="5387" w:type="dxa"/>
+            <w:gridSpan w:val="2"/>
           </w:tcPr>
           <w:p>
             <w:pPr>
@@ -2602,6 +2606,7 @@
         <w:tc>
           <w:tcPr>
             <w:tcW w:w="5387" w:type="dxa"/>
+            <w:gridSpan w:val="2"/>
           </w:tcPr>
           <w:p>
             <w:pPr>
@@ -3363,6 +3368,7 @@
         <w:tc>
           <w:tcPr>
             <w:tcW w:w="5387" w:type="dxa"/>
+            <w:gridSpan w:val="2"/>
           </w:tcPr>
           <w:p>
             <w:pPr>
@@ -3563,6 +3569,636 @@
               </w:rPr>
               <w:t xml:space="preserve"> |</w:t>
             </w:r>
+          </w:p>
+        </w:tc>
+      </w:tr>
+      <w:tr>
+        <w:trPr>
+          <w:gridAfter w:val="1"/>
+          <w:wAfter w:w="284" w:type="dxa"/>
+          <w:trHeight w:val="1550"/>
+        </w:trPr>
+        <w:tc>
+          <w:tcPr>
+            <w:tcW w:w="3764" w:type="dxa"/>
+          </w:tcPr>
+          <w:p>
+            <w:pPr>
+              <w:widowControl w:val="0"/>
+              <w:tabs>
+                <w:tab w:val="left" w:pos="993"/>
+              </w:tabs>
+              <w:autoSpaceDE w:val="0"/>
+              <w:autoSpaceDN w:val="0"/>
+              <w:adjustRightInd w:val="0"/>
+              <w:spacing w:before="0" w:line="240" w:lineRule="auto"/>
+              <w:ind w:right="297"/>
+              <w:rPr>
+                <w:rFonts w:cs="Arial"/>
+                <w:b/>
+                <w:sz w:val="28"/>
+                <w:szCs w:val="32"/>
+              </w:rPr>
+            </w:pPr>
+            <w:r>
+              <w:rPr>
+                <w:rFonts w:cs="Arial"/>
+                <w:b/>
+                <w:sz w:val="28"/>
+                <w:szCs w:val="32"/>
+              </w:rPr>
+              <w:lastRenderedPageBreak/>
+              <w:t>T.S.5.3.</w:t>
+            </w:r>
+            <w:r>
+              <w:rPr>
+                <w:rFonts w:cs="Arial"/>
+                <w:b/>
+                <w:sz w:val="28"/>
+                <w:szCs w:val="32"/>
+              </w:rPr>
+              <w:t>5.4</w:t>
+            </w:r>
+            <w:r>
+              <w:rPr>
+                <w:rFonts w:cs="Arial"/>
+                <w:b/>
+                <w:sz w:val="28"/>
+                <w:szCs w:val="32"/>
+              </w:rPr>
+              <w:t xml:space="preserve"> – Kramam</w:t>
+            </w:r>
+          </w:p>
+          <w:p>
+            <w:pPr>
+              <w:widowControl w:val="0"/>
+              <w:tabs>
+                <w:tab w:val="left" w:pos="993"/>
+              </w:tabs>
+              <w:autoSpaceDE w:val="0"/>
+              <w:autoSpaceDN w:val="0"/>
+              <w:adjustRightInd w:val="0"/>
+              <w:spacing w:before="0" w:line="240" w:lineRule="auto"/>
+              <w:ind w:right="297"/>
+              <w:rPr>
+                <w:rFonts w:cs="Arial"/>
+                <w:b/>
+                <w:szCs w:val="32"/>
+                <w:lang w:val="en-IN"/>
+              </w:rPr>
+            </w:pPr>
+            <w:r>
+              <w:rPr>
+                <w:rFonts w:cs="Arial"/>
+                <w:b/>
+                <w:szCs w:val="32"/>
+                <w:lang w:val="en-IN"/>
+              </w:rPr>
+              <w:t>Krama Vaakyam No.– 3,4</w:t>
+            </w:r>
+          </w:p>
+          <w:p>
+            <w:pPr>
+              <w:widowControl w:val="0"/>
+              <w:tabs>
+                <w:tab w:val="left" w:pos="993"/>
+              </w:tabs>
+              <w:autoSpaceDE w:val="0"/>
+              <w:autoSpaceDN w:val="0"/>
+              <w:adjustRightInd w:val="0"/>
+              <w:spacing w:before="0" w:line="240" w:lineRule="auto"/>
+              <w:ind w:right="297"/>
+              <w:rPr>
+                <w:rFonts w:cs="Arial"/>
+                <w:b/>
+                <w:sz w:val="28"/>
+                <w:szCs w:val="32"/>
+                <w:lang w:val="it-IT"/>
+              </w:rPr>
+            </w:pPr>
+            <w:r>
+              <w:rPr>
+                <w:rFonts w:cs="Arial"/>
+                <w:b/>
+                <w:sz w:val="28"/>
+                <w:szCs w:val="32"/>
+                <w:lang w:val="it-IT"/>
+              </w:rPr>
+              <w:t>Panchaati No</w:t>
+            </w:r>
+            <w:r>
+              <w:rPr>
+                <w:rFonts w:cs="Arial"/>
+                <w:b/>
+                <w:szCs w:val="32"/>
+                <w:lang w:val="it-IT"/>
+              </w:rPr>
+              <w:t xml:space="preserve">. - </w:t>
+            </w:r>
+            <w:r>
+              <w:rPr>
+                <w:rFonts w:cs="Arial"/>
+                <w:b/>
+                <w:sz w:val="28"/>
+                <w:szCs w:val="32"/>
+                <w:lang w:val="it-IT"/>
+              </w:rPr>
+              <w:t>26</w:t>
+            </w:r>
+          </w:p>
+        </w:tc>
+        <w:tc>
+          <w:tcPr>
+            <w:tcW w:w="5528" w:type="dxa"/>
+          </w:tcPr>
+          <w:p>
+            <w:pPr>
+              <w:widowControl w:val="0"/>
+              <w:autoSpaceDE w:val="0"/>
+              <w:autoSpaceDN w:val="0"/>
+              <w:adjustRightInd w:val="0"/>
+              <w:spacing w:before="0" w:line="240" w:lineRule="auto"/>
+              <w:rPr>
+                <w:rFonts w:ascii="Latha" w:hAnsi="Latha" w:cs="Latha"/>
+                <w:sz w:val="28"/>
+                <w:szCs w:val="28"/>
+                <w:lang w:val="it-IT" w:bidi="ta-IN"/>
+              </w:rPr>
+            </w:pPr>
+            <w:r>
+              <w:rPr>
+                <w:rFonts w:ascii="Latha" w:hAnsi="Latha" w:cs="Latha"/>
+                <w:sz w:val="28"/>
+                <w:szCs w:val="28"/>
+                <w:cs/>
+                <w:lang w:bidi="ta-IN"/>
+              </w:rPr>
+              <w:t>தபோ</w:t>
+            </w:r>
+            <w:r>
+              <w:rPr>
+                <w:rFonts w:ascii="BRH Tamil Tab Extra" w:hAnsi="BRH Tamil Tab Extra" w:cs="Latha"/>
+                <w:b/>
+                <w:sz w:val="36"/>
+                <w:szCs w:val="28"/>
+                <w:lang w:val="it-IT" w:bidi="ta-IN"/>
+              </w:rPr>
+              <w:t>†</w:t>
+            </w:r>
+            <w:r>
+              <w:rPr>
+                <w:rFonts w:ascii="BRH Devanagari Extra" w:hAnsi="BRH Devanagari Extra" w:cs="Latha"/>
+                <w:b/>
+                <w:sz w:val="36"/>
+                <w:szCs w:val="28"/>
+                <w:lang w:val="it-IT" w:bidi="ta-IN"/>
+              </w:rPr>
+              <w:t>Å</w:t>
+            </w:r>
+            <w:r>
+              <w:rPr>
+                <w:rFonts w:ascii="Latha" w:hAnsi="Latha" w:cs="Latha"/>
+                <w:sz w:val="28"/>
+                <w:szCs w:val="28"/>
+                <w:cs/>
+                <w:lang w:bidi="ta-IN"/>
+              </w:rPr>
+              <w:t>தப்ய</w:t>
+            </w:r>
+            <w:r>
+              <w:rPr>
+                <w:rFonts w:ascii="Latha" w:hAnsi="Latha" w:cs="Latha"/>
+                <w:sz w:val="28"/>
+                <w:szCs w:val="28"/>
+                <w:highlight w:val="yellow"/>
+                <w:cs/>
+                <w:lang w:bidi="ta-IN"/>
+              </w:rPr>
+              <w:t>ன்ன்</w:t>
+            </w:r>
+            <w:r>
+              <w:rPr>
+                <w:rFonts w:ascii="Latha" w:hAnsi="Latha" w:cs="Latha"/>
+                <w:sz w:val="28"/>
+                <w:szCs w:val="28"/>
+                <w:lang w:val="it-IT" w:bidi="ta-IN"/>
+              </w:rPr>
+              <w:t xml:space="preserve"> | </w:t>
+            </w:r>
+          </w:p>
+          <w:p>
+            <w:pPr>
+              <w:widowControl w:val="0"/>
+              <w:autoSpaceDE w:val="0"/>
+              <w:autoSpaceDN w:val="0"/>
+              <w:adjustRightInd w:val="0"/>
+              <w:spacing w:before="0" w:line="240" w:lineRule="auto"/>
+              <w:rPr>
+                <w:rFonts w:ascii="BRH Malayalam Extra" w:eastAsia="Times New Roman" w:hAnsi="BRH Malayalam Extra" w:cs="BRH Malayalam Extra"/>
+                <w:color w:val="000000"/>
+                <w:sz w:val="40"/>
+                <w:szCs w:val="40"/>
+                <w:lang w:val="it-IT" w:eastAsia="en-IN" w:bidi="ml-IN"/>
+              </w:rPr>
+            </w:pPr>
+            <w:r>
+              <w:rPr>
+                <w:rFonts w:ascii="Latha" w:hAnsi="Latha" w:cs="Latha"/>
+                <w:sz w:val="28"/>
+                <w:szCs w:val="28"/>
+                <w:cs/>
+                <w:lang w:bidi="ta-IN"/>
+              </w:rPr>
+              <w:t>அ</w:t>
+            </w:r>
+            <w:r>
+              <w:rPr>
+                <w:rFonts w:ascii="BRH Tamil Tab Extra" w:hAnsi="BRH Tamil Tab Extra" w:cs="Latha"/>
+                <w:b/>
+                <w:sz w:val="32"/>
+                <w:szCs w:val="28"/>
+                <w:lang w:val="it-IT" w:bidi="ta-IN"/>
+              </w:rPr>
+              <w:t>…</w:t>
+            </w:r>
+            <w:r>
+              <w:rPr>
+                <w:rFonts w:ascii="Latha" w:hAnsi="Latha" w:cs="Latha"/>
+                <w:sz w:val="28"/>
+                <w:szCs w:val="28"/>
+                <w:cs/>
+                <w:lang w:bidi="ta-IN"/>
+              </w:rPr>
+              <w:t>த</w:t>
+            </w:r>
+            <w:r>
+              <w:rPr>
+                <w:rFonts w:ascii="BRH Tamil Tab Extra" w:hAnsi="BRH Tamil Tab Extra" w:cs="Latha"/>
+                <w:b/>
+                <w:sz w:val="32"/>
+                <w:szCs w:val="28"/>
+                <w:lang w:val="it-IT" w:bidi="ta-IN"/>
+              </w:rPr>
+              <w:t>…</w:t>
+            </w:r>
+            <w:r>
+              <w:rPr>
+                <w:rFonts w:ascii="Latha" w:hAnsi="Latha" w:cs="Latha"/>
+                <w:sz w:val="28"/>
+                <w:szCs w:val="28"/>
+                <w:cs/>
+                <w:lang w:bidi="ta-IN"/>
+              </w:rPr>
+              <w:t>ப்ய</w:t>
+            </w:r>
+            <w:r>
+              <w:rPr>
+                <w:rFonts w:ascii="BRH Tamil Tab Extra" w:hAnsi="BRH Tamil Tab Extra" w:cs="Latha"/>
+                <w:b/>
+                <w:sz w:val="32"/>
+                <w:szCs w:val="28"/>
+                <w:lang w:val="it-IT" w:bidi="ta-IN"/>
+              </w:rPr>
+              <w:t>…</w:t>
+            </w:r>
+            <w:r>
+              <w:rPr>
+                <w:rFonts w:ascii="Latha" w:hAnsi="Latha" w:cs="Latha"/>
+                <w:sz w:val="28"/>
+                <w:szCs w:val="28"/>
+                <w:highlight w:val="yellow"/>
+                <w:cs/>
+                <w:lang w:bidi="ta-IN"/>
+              </w:rPr>
+              <w:t>ன்</w:t>
+            </w:r>
+            <w:r>
+              <w:rPr>
+                <w:rFonts w:ascii="Latha" w:hAnsi="Latha" w:cs="Latha"/>
+                <w:sz w:val="28"/>
+                <w:szCs w:val="28"/>
+                <w:lang w:val="it-IT" w:bidi="ta-IN"/>
+              </w:rPr>
+              <w:t xml:space="preserve"> </w:t>
+            </w:r>
+            <w:r>
+              <w:rPr>
+                <w:rFonts w:ascii="Latha" w:hAnsi="Latha" w:cs="Latha"/>
+                <w:sz w:val="28"/>
+                <w:szCs w:val="28"/>
+                <w:cs/>
+                <w:lang w:bidi="ta-IN"/>
+              </w:rPr>
+              <w:t>தானி</w:t>
+            </w:r>
+            <w:r>
+              <w:rPr>
+                <w:rFonts w:ascii="BRH Tamil Tab Extra" w:hAnsi="BRH Tamil Tab Extra" w:cs="Latha"/>
+                <w:b/>
+                <w:sz w:val="36"/>
+                <w:szCs w:val="28"/>
+                <w:lang w:val="it-IT" w:bidi="ta-IN"/>
+              </w:rPr>
+              <w:t>†</w:t>
+            </w:r>
+            <w:r>
+              <w:rPr>
+                <w:rFonts w:ascii="Latha" w:hAnsi="Latha" w:cs="Latha"/>
+                <w:sz w:val="28"/>
+                <w:szCs w:val="28"/>
+                <w:lang w:val="it-IT" w:bidi="ta-IN"/>
+              </w:rPr>
+              <w:t xml:space="preserve"> |</w:t>
+            </w:r>
+          </w:p>
+        </w:tc>
+        <w:tc>
+          <w:tcPr>
+            <w:tcW w:w="5103" w:type="dxa"/>
+          </w:tcPr>
+          <w:p>
+            <w:pPr>
+              <w:widowControl w:val="0"/>
+              <w:autoSpaceDE w:val="0"/>
+              <w:autoSpaceDN w:val="0"/>
+              <w:adjustRightInd w:val="0"/>
+              <w:spacing w:before="0" w:line="240" w:lineRule="auto"/>
+              <w:rPr>
+                <w:rFonts w:ascii="Latha" w:hAnsi="Latha" w:cs="Latha"/>
+                <w:sz w:val="28"/>
+                <w:szCs w:val="28"/>
+                <w:lang w:val="it-IT" w:bidi="ta-IN"/>
+              </w:rPr>
+            </w:pPr>
+            <w:r>
+              <w:rPr>
+                <w:rFonts w:ascii="Latha" w:hAnsi="Latha" w:cs="Latha"/>
+                <w:sz w:val="28"/>
+                <w:szCs w:val="28"/>
+                <w:cs/>
+                <w:lang w:bidi="ta-IN"/>
+              </w:rPr>
+              <w:t>தபோ</w:t>
+            </w:r>
+            <w:r>
+              <w:rPr>
+                <w:rFonts w:ascii="BRH Tamil Tab Extra" w:hAnsi="BRH Tamil Tab Extra" w:cs="Latha"/>
+                <w:b/>
+                <w:sz w:val="36"/>
+                <w:szCs w:val="28"/>
+                <w:lang w:val="it-IT" w:bidi="ta-IN"/>
+              </w:rPr>
+              <w:t>†</w:t>
+            </w:r>
+            <w:r>
+              <w:rPr>
+                <w:rFonts w:ascii="BRH Devanagari Extra" w:hAnsi="BRH Devanagari Extra" w:cs="Latha"/>
+                <w:b/>
+                <w:sz w:val="36"/>
+                <w:szCs w:val="28"/>
+                <w:lang w:val="it-IT" w:bidi="ta-IN"/>
+              </w:rPr>
+              <w:t>Å</w:t>
+            </w:r>
+            <w:r>
+              <w:rPr>
+                <w:rFonts w:ascii="Latha" w:hAnsi="Latha" w:cs="Latha"/>
+                <w:sz w:val="28"/>
+                <w:szCs w:val="28"/>
+                <w:cs/>
+                <w:lang w:bidi="ta-IN"/>
+              </w:rPr>
+              <w:t>தப்ய</w:t>
+            </w:r>
+            <w:r>
+              <w:rPr>
+                <w:rFonts w:ascii="Latha" w:hAnsi="Latha" w:cs="Latha"/>
+                <w:sz w:val="28"/>
+                <w:szCs w:val="28"/>
+                <w:highlight w:val="green"/>
+                <w:cs/>
+                <w:lang w:bidi="ta-IN"/>
+              </w:rPr>
+              <w:t>ந்த</w:t>
+            </w:r>
+            <w:r>
+              <w:rPr>
+                <w:rFonts w:ascii="Latha" w:hAnsi="Latha" w:cs="Latha"/>
+                <w:sz w:val="28"/>
+                <w:szCs w:val="28"/>
+                <w:lang w:val="it-IT" w:bidi="ta-IN"/>
+              </w:rPr>
+              <w:t xml:space="preserve"> | </w:t>
+            </w:r>
+          </w:p>
+          <w:p>
+            <w:pPr>
+              <w:widowControl w:val="0"/>
+              <w:autoSpaceDE w:val="0"/>
+              <w:autoSpaceDN w:val="0"/>
+              <w:adjustRightInd w:val="0"/>
+              <w:spacing w:before="0" w:line="240" w:lineRule="auto"/>
+              <w:rPr>
+                <w:rFonts w:ascii="BRH Malayalam Extra" w:eastAsia="Times New Roman" w:hAnsi="BRH Malayalam Extra" w:cs="BRH Malayalam Extra"/>
+                <w:color w:val="000000"/>
+                <w:sz w:val="40"/>
+                <w:szCs w:val="40"/>
+                <w:lang w:val="it-IT" w:eastAsia="en-IN" w:bidi="ml-IN"/>
+              </w:rPr>
+            </w:pPr>
+            <w:r>
+              <w:rPr>
+                <w:rFonts w:ascii="Latha" w:hAnsi="Latha" w:cs="Latha"/>
+                <w:sz w:val="28"/>
+                <w:szCs w:val="28"/>
+                <w:cs/>
+                <w:lang w:bidi="ta-IN"/>
+              </w:rPr>
+              <w:t>அ</w:t>
+            </w:r>
+            <w:r>
+              <w:rPr>
+                <w:rFonts w:ascii="BRH Tamil Tab Extra" w:hAnsi="BRH Tamil Tab Extra" w:cs="Latha"/>
+                <w:b/>
+                <w:sz w:val="32"/>
+                <w:szCs w:val="28"/>
+                <w:lang w:val="it-IT" w:bidi="ta-IN"/>
+              </w:rPr>
+              <w:t>…</w:t>
+            </w:r>
+            <w:r>
+              <w:rPr>
+                <w:rFonts w:ascii="Latha" w:hAnsi="Latha" w:cs="Latha"/>
+                <w:sz w:val="28"/>
+                <w:szCs w:val="28"/>
+                <w:cs/>
+                <w:lang w:bidi="ta-IN"/>
+              </w:rPr>
+              <w:t>த</w:t>
+            </w:r>
+            <w:r>
+              <w:rPr>
+                <w:rFonts w:ascii="BRH Tamil Tab Extra" w:hAnsi="BRH Tamil Tab Extra" w:cs="Latha"/>
+                <w:b/>
+                <w:sz w:val="32"/>
+                <w:szCs w:val="28"/>
+                <w:lang w:val="it-IT" w:bidi="ta-IN"/>
+              </w:rPr>
+              <w:t>…</w:t>
+            </w:r>
+            <w:r>
+              <w:rPr>
+                <w:rFonts w:ascii="Latha" w:hAnsi="Latha" w:cs="Latha"/>
+                <w:sz w:val="28"/>
+                <w:szCs w:val="28"/>
+                <w:cs/>
+                <w:lang w:bidi="ta-IN"/>
+              </w:rPr>
+              <w:t>ப்ய</w:t>
+            </w:r>
+            <w:r>
+              <w:rPr>
+                <w:rFonts w:ascii="BRH Tamil Tab Extra" w:hAnsi="BRH Tamil Tab Extra" w:cs="Latha"/>
+                <w:b/>
+                <w:sz w:val="32"/>
+                <w:szCs w:val="28"/>
+                <w:highlight w:val="green"/>
+                <w:lang w:val="it-IT" w:bidi="ta-IN"/>
+              </w:rPr>
+              <w:t>…</w:t>
+            </w:r>
+            <w:r>
+              <w:rPr>
+                <w:rFonts w:ascii="Latha" w:hAnsi="Latha" w:cs="Latha"/>
+                <w:sz w:val="28"/>
+                <w:szCs w:val="28"/>
+                <w:highlight w:val="green"/>
+                <w:cs/>
+                <w:lang w:bidi="ta-IN"/>
+              </w:rPr>
+              <w:t>ந்த</w:t>
+            </w:r>
+            <w:r>
+              <w:rPr>
+                <w:rFonts w:ascii="BRH Tamil Tab Extra" w:hAnsi="BRH Tamil Tab Extra" w:cs="Latha"/>
+                <w:b/>
+                <w:sz w:val="32"/>
+                <w:szCs w:val="28"/>
+                <w:lang w:val="it-IT" w:bidi="ta-IN"/>
+              </w:rPr>
+              <w:t>…</w:t>
+            </w:r>
+            <w:r>
+              <w:rPr>
+                <w:rFonts w:ascii="Latha" w:hAnsi="Latha" w:cs="Latha"/>
+                <w:sz w:val="28"/>
+                <w:szCs w:val="28"/>
+                <w:lang w:val="it-IT" w:bidi="ta-IN"/>
+              </w:rPr>
+              <w:t xml:space="preserve"> </w:t>
+            </w:r>
+            <w:r>
+              <w:rPr>
+                <w:rFonts w:ascii="Latha" w:hAnsi="Latha" w:cs="Latha"/>
+                <w:sz w:val="28"/>
+                <w:szCs w:val="28"/>
+                <w:cs/>
+                <w:lang w:bidi="ta-IN"/>
+              </w:rPr>
+              <w:t>தானி</w:t>
+            </w:r>
+            <w:r>
+              <w:rPr>
+                <w:rFonts w:ascii="BRH Tamil Tab Extra" w:hAnsi="BRH Tamil Tab Extra" w:cs="Latha"/>
+                <w:b/>
+                <w:sz w:val="36"/>
+                <w:szCs w:val="28"/>
+                <w:lang w:val="it-IT" w:bidi="ta-IN"/>
+              </w:rPr>
+              <w:t>†</w:t>
+            </w:r>
+            <w:r>
+              <w:rPr>
+                <w:rFonts w:ascii="Latha" w:hAnsi="Latha" w:cs="Latha"/>
+                <w:sz w:val="28"/>
+                <w:szCs w:val="28"/>
+                <w:lang w:val="it-IT" w:bidi="ta-IN"/>
+              </w:rPr>
+              <w:t xml:space="preserve"> |</w:t>
+            </w:r>
+          </w:p>
+        </w:tc>
+      </w:tr>
+      <w:tr>
+        <w:trPr>
+          <w:trHeight w:val="1257"/>
+        </w:trPr>
+        <w:tc>
+          <w:tcPr>
+            <w:tcW w:w="3764" w:type="dxa"/>
+          </w:tcPr>
+          <w:p>
+            <w:pPr>
+              <w:widowControl w:val="0"/>
+              <w:tabs>
+                <w:tab w:val="left" w:pos="993"/>
+              </w:tabs>
+              <w:autoSpaceDE w:val="0"/>
+              <w:autoSpaceDN w:val="0"/>
+              <w:adjustRightInd w:val="0"/>
+              <w:spacing w:before="0" w:line="240" w:lineRule="auto"/>
+              <w:ind w:right="297"/>
+              <w:rPr>
+                <w:rFonts w:cs="Arial"/>
+                <w:b/>
+                <w:sz w:val="28"/>
+                <w:szCs w:val="32"/>
+                <w:lang w:val="it-IT"/>
+              </w:rPr>
+            </w:pPr>
+          </w:p>
+        </w:tc>
+        <w:tc>
+          <w:tcPr>
+            <w:tcW w:w="5528" w:type="dxa"/>
+          </w:tcPr>
+          <w:p>
+            <w:pPr>
+              <w:widowControl w:val="0"/>
+              <w:autoSpaceDE w:val="0"/>
+              <w:autoSpaceDN w:val="0"/>
+              <w:adjustRightInd w:val="0"/>
+              <w:spacing w:before="0" w:line="240" w:lineRule="auto"/>
+              <w:rPr>
+                <w:rFonts w:ascii="Latha" w:hAnsi="Latha" w:cs="Latha"/>
+                <w:sz w:val="28"/>
+                <w:szCs w:val="28"/>
+                <w:cs/>
+                <w:lang w:bidi="ta-IN"/>
+              </w:rPr>
+            </w:pPr>
+          </w:p>
+        </w:tc>
+        <w:tc>
+          <w:tcPr>
+            <w:tcW w:w="5387" w:type="dxa"/>
+            <w:gridSpan w:val="2"/>
+          </w:tcPr>
+          <w:p>
+            <w:pPr>
+              <w:widowControl w:val="0"/>
+              <w:autoSpaceDE w:val="0"/>
+              <w:autoSpaceDN w:val="0"/>
+              <w:adjustRightInd w:val="0"/>
+              <w:spacing w:before="0" w:line="240" w:lineRule="auto"/>
+              <w:rPr>
+                <w:rFonts w:ascii="Latha" w:hAnsi="Latha" w:cs="Latha"/>
+                <w:sz w:val="28"/>
+                <w:szCs w:val="28"/>
+                <w:cs/>
+                <w:lang w:bidi="ta-IN"/>
+              </w:rPr>
+            </w:pPr>
           </w:p>
         </w:tc>
       </w:tr>
@@ -5193,7 +5829,6 @@
                 <w:sz w:val="28"/>
                 <w:szCs w:val="32"/>
               </w:rPr>
-              <w:lastRenderedPageBreak/>
               <w:t>T.S.5.3.2.2 – Kramam</w:t>
             </w:r>
           </w:p>
@@ -8139,6 +8774,7 @@
                 <w:sz w:val="28"/>
                 <w:szCs w:val="32"/>
               </w:rPr>
+              <w:lastRenderedPageBreak/>
               <w:t>T.S.5.3.7.3 – Kramam</w:t>
             </w:r>
           </w:p>
@@ -8961,7 +9597,6 @@
                 <w:cs/>
                 <w:lang w:bidi="ta-IN"/>
               </w:rPr>
-              <w:lastRenderedPageBreak/>
               <w:t>ஸ்</w:t>
             </w:r>
             <w:r>
@@ -9046,7 +9681,6 @@
                 <w:cs/>
                 <w:lang w:bidi="ta-IN"/>
               </w:rPr>
-              <w:lastRenderedPageBreak/>
               <w:t>உ</w:t>
             </w:r>
             <w:r>
@@ -9302,7 +9936,6 @@
                 <w:cs/>
                 <w:lang w:bidi="ta-IN"/>
               </w:rPr>
-              <w:lastRenderedPageBreak/>
               <w:t>ஸ்</w:t>
             </w:r>
             <w:r>
@@ -9394,7 +10027,6 @@
                 <w:sz w:val="28"/>
                 <w:szCs w:val="32"/>
               </w:rPr>
-              <w:lastRenderedPageBreak/>
               <w:t>T.S.5.3.8.2 – Kramam</w:t>
             </w:r>
           </w:p>
@@ -11401,6 +12033,7 @@
                 <w:sz w:val="28"/>
                 <w:szCs w:val="32"/>
               </w:rPr>
+              <w:lastRenderedPageBreak/>
               <w:t>T.S.5.3.11.3 – Kramam</w:t>
             </w:r>
           </w:p>

--- a/TS-Kramam/TS-5.3/TS 5.3 Tamil Krama Paatam Corrections.docx
+++ b/TS-Kramam/TS-5.3/TS 5.3 Tamil Krama Paatam Corrections.docx
@@ -81,7 +81,18 @@
           <w:szCs w:val="32"/>
           <w:u w:val="single"/>
         </w:rPr>
-        <w:t xml:space="preserve">Observed till </w:t>
+        <w:t xml:space="preserve">Observed </w:t>
+      </w:r>
+      <w:proofErr w:type="gramStart"/>
+      <w:r>
+        <w:rPr>
+          <w:b/>
+          <w:bCs/>
+          <w:sz w:val="32"/>
+          <w:szCs w:val="32"/>
+          <w:u w:val="single"/>
+        </w:rPr>
+        <w:t xml:space="preserve">till </w:t>
       </w:r>
       <w:r>
         <w:rPr>
@@ -94,6 +105,7 @@
         </w:rPr>
         <w:t>???</w:t>
       </w:r>
+      <w:proofErr w:type="gramEnd"/>
     </w:p>
     <w:p>
       <w:pPr>
@@ -114,7 +126,7 @@
     </w:p>
     <w:tbl>
       <w:tblPr>
-        <w:tblW w:w="14679" w:type="dxa"/>
+        <w:tblW w:w="14395" w:type="dxa"/>
         <w:tblInd w:w="-792" w:type="dxa"/>
         <w:tblBorders>
           <w:top w:val="single" w:sz="4" w:space="0" w:color="000000"/>
@@ -130,7 +142,6 @@
         <w:gridCol w:w="3764"/>
         <w:gridCol w:w="5528"/>
         <w:gridCol w:w="5103"/>
-        <w:gridCol w:w="284"/>
       </w:tblGrid>
       <w:tr>
         <w:tc>
@@ -142,12 +153,16 @@
               <w:spacing w:before="0" w:line="240" w:lineRule="auto"/>
               <w:jc w:val="center"/>
               <w:rPr>
+                <w:b/>
+                <w:bCs/>
                 <w:sz w:val="32"/>
                 <w:szCs w:val="32"/>
               </w:rPr>
             </w:pPr>
             <w:r>
               <w:rPr>
+                <w:b/>
+                <w:bCs/>
                 <w:sz w:val="32"/>
                 <w:szCs w:val="32"/>
               </w:rPr>
@@ -159,12 +174,16 @@
               <w:spacing w:before="0" w:line="240" w:lineRule="auto"/>
               <w:jc w:val="center"/>
               <w:rPr>
+                <w:b/>
+                <w:bCs/>
                 <w:sz w:val="32"/>
                 <w:szCs w:val="32"/>
               </w:rPr>
             </w:pPr>
             <w:r>
               <w:rPr>
+                <w:b/>
+                <w:bCs/>
                 <w:sz w:val="32"/>
                 <w:szCs w:val="32"/>
               </w:rPr>
@@ -181,12 +200,16 @@
               <w:spacing w:before="0" w:line="240" w:lineRule="auto"/>
               <w:jc w:val="center"/>
               <w:rPr>
+                <w:b/>
+                <w:bCs/>
                 <w:sz w:val="32"/>
                 <w:szCs w:val="32"/>
               </w:rPr>
             </w:pPr>
             <w:r>
               <w:rPr>
+                <w:b/>
+                <w:bCs/>
                 <w:sz w:val="32"/>
                 <w:szCs w:val="32"/>
               </w:rPr>
@@ -196,8 +219,7 @@
         </w:tc>
         <w:tc>
           <w:tcPr>
-            <w:tcW w:w="5387" w:type="dxa"/>
-            <w:gridSpan w:val="2"/>
+            <w:tcW w:w="5103" w:type="dxa"/>
           </w:tcPr>
           <w:p>
             <w:pPr>
@@ -205,12 +227,16 @@
               <w:ind w:right="-18"/>
               <w:jc w:val="center"/>
               <w:rPr>
+                <w:b/>
+                <w:bCs/>
                 <w:sz w:val="32"/>
                 <w:szCs w:val="32"/>
               </w:rPr>
             </w:pPr>
             <w:r>
               <w:rPr>
+                <w:b/>
+                <w:bCs/>
                 <w:sz w:val="32"/>
                 <w:szCs w:val="32"/>
               </w:rPr>
@@ -755,8 +781,7 @@
         </w:tc>
         <w:tc>
           <w:tcPr>
-            <w:tcW w:w="5387" w:type="dxa"/>
-            <w:gridSpan w:val="2"/>
+            <w:tcW w:w="5103" w:type="dxa"/>
           </w:tcPr>
           <w:p>
             <w:pPr>
@@ -1675,8 +1700,7 @@
         </w:tc>
         <w:tc>
           <w:tcPr>
-            <w:tcW w:w="5387" w:type="dxa"/>
-            <w:gridSpan w:val="2"/>
+            <w:tcW w:w="5103" w:type="dxa"/>
           </w:tcPr>
           <w:p>
             <w:pPr>
@@ -2605,8 +2629,7 @@
         </w:tc>
         <w:tc>
           <w:tcPr>
-            <w:tcW w:w="5387" w:type="dxa"/>
-            <w:gridSpan w:val="2"/>
+            <w:tcW w:w="5103" w:type="dxa"/>
           </w:tcPr>
           <w:p>
             <w:pPr>
@@ -3367,8 +3390,7 @@
         </w:tc>
         <w:tc>
           <w:tcPr>
-            <w:tcW w:w="5387" w:type="dxa"/>
-            <w:gridSpan w:val="2"/>
+            <w:tcW w:w="5103" w:type="dxa"/>
           </w:tcPr>
           <w:p>
             <w:pPr>
@@ -3574,8 +3596,6 @@
       </w:tr>
       <w:tr>
         <w:trPr>
-          <w:gridAfter w:val="1"/>
-          <w:wAfter w:w="284" w:type="dxa"/>
           <w:trHeight w:val="1550"/>
         </w:trPr>
         <w:tc>
@@ -4181,8 +4201,7 @@
         </w:tc>
         <w:tc>
           <w:tcPr>
-            <w:tcW w:w="5387" w:type="dxa"/>
-            <w:gridSpan w:val="2"/>
+            <w:tcW w:w="5103" w:type="dxa"/>
           </w:tcPr>
           <w:p>
             <w:pPr>
@@ -12497,7 +12516,16 @@
           <w:bCs/>
           <w:sz w:val="32"/>
         </w:rPr>
-        <w:t>replaced with</w:t>
+        <w:t xml:space="preserve">replaced </w:t>
+      </w:r>
+      <w:proofErr w:type="gramStart"/>
+      <w:r>
+        <w:rPr>
+          <w:b/>
+          <w:bCs/>
+          <w:sz w:val="32"/>
+        </w:rPr>
+        <w:t>with</w:t>
       </w:r>
       <w:r>
         <w:rPr>
@@ -12519,6 +12547,7 @@
         </w:rPr>
         <w:t>"</w:t>
       </w:r>
+      <w:proofErr w:type="gramEnd"/>
       <w:r>
         <w:rPr>
           <w:rFonts w:ascii="Latha" w:hAnsi="Latha" w:cs="Latha"/>

--- a/TS-Kramam/TS-5.3/TS 5.3 Tamil Krama Paatam Corrections.docx
+++ b/TS-Kramam/TS-5.3/TS 5.3 Tamil Krama Paatam Corrections.docx
@@ -81,18 +81,7 @@
           <w:szCs w:val="32"/>
           <w:u w:val="single"/>
         </w:rPr>
-        <w:t xml:space="preserve">Observed </w:t>
-      </w:r>
-      <w:proofErr w:type="gramStart"/>
-      <w:r>
-        <w:rPr>
-          <w:b/>
-          <w:bCs/>
-          <w:sz w:val="32"/>
-          <w:szCs w:val="32"/>
-          <w:u w:val="single"/>
-        </w:rPr>
-        <w:t xml:space="preserve">till </w:t>
+        <w:t xml:space="preserve">Observed till </w:t>
       </w:r>
       <w:r>
         <w:rPr>
@@ -105,7 +94,6 @@
         </w:rPr>
         <w:t>???</w:t>
       </w:r>
-      <w:proofErr w:type="gramEnd"/>
     </w:p>
     <w:p>
       <w:pPr>
@@ -3617,7 +3605,7 @@
                 <w:rFonts w:cs="Arial"/>
                 <w:b/>
                 <w:sz w:val="28"/>
-                <w:szCs w:val="32"/>
+                <w:szCs w:val="28"/>
               </w:rPr>
             </w:pPr>
             <w:r>
@@ -3625,28 +3613,10 @@
                 <w:rFonts w:cs="Arial"/>
                 <w:b/>
                 <w:sz w:val="28"/>
-                <w:szCs w:val="32"/>
+                <w:szCs w:val="28"/>
               </w:rPr>
               <w:lastRenderedPageBreak/>
-              <w:t>T.S.5.3.</w:t>
-            </w:r>
-            <w:r>
-              <w:rPr>
-                <w:rFonts w:cs="Arial"/>
-                <w:b/>
-                <w:sz w:val="28"/>
-                <w:szCs w:val="32"/>
-              </w:rPr>
-              <w:t>5.4</w:t>
-            </w:r>
-            <w:r>
-              <w:rPr>
-                <w:rFonts w:cs="Arial"/>
-                <w:b/>
-                <w:sz w:val="28"/>
-                <w:szCs w:val="32"/>
-              </w:rPr>
-              <w:t xml:space="preserve"> – Kramam</w:t>
+              <w:t>T.S.5.3.5.4 – Kramam</w:t>
             </w:r>
           </w:p>
           <w:p>
@@ -3663,7 +3633,8 @@
               <w:rPr>
                 <w:rFonts w:cs="Arial"/>
                 <w:b/>
-                <w:szCs w:val="32"/>
+                <w:sz w:val="28"/>
+                <w:szCs w:val="28"/>
                 <w:lang w:val="en-IN"/>
               </w:rPr>
             </w:pPr>
@@ -3671,10 +3642,31 @@
               <w:rPr>
                 <w:rFonts w:cs="Arial"/>
                 <w:b/>
-                <w:szCs w:val="32"/>
+                <w:sz w:val="28"/>
+                <w:szCs w:val="28"/>
                 <w:lang w:val="en-IN"/>
               </w:rPr>
-              <w:t>Krama Vaakyam No.– 3,4</w:t>
+              <w:t>Krama Vaakyam No.–</w:t>
+            </w:r>
+            <w:r>
+              <w:rPr>
+                <w:rFonts w:cs="Arial"/>
+                <w:b/>
+                <w:sz w:val="28"/>
+                <w:szCs w:val="28"/>
+                <w:lang w:val="en-IN"/>
+              </w:rPr>
+              <w:t xml:space="preserve"> </w:t>
+            </w:r>
+            <w:r>
+              <w:rPr>
+                <w:rFonts w:cs="Arial"/>
+                <w:b/>
+                <w:sz w:val="28"/>
+                <w:szCs w:val="28"/>
+                <w:lang w:val="en-IN"/>
+              </w:rPr>
+              <w:t>3,4</w:t>
             </w:r>
           </w:p>
           <w:p>
@@ -3701,29 +3693,10 @@
                 <w:rFonts w:cs="Arial"/>
                 <w:b/>
                 <w:sz w:val="28"/>
-                <w:szCs w:val="32"/>
+                <w:szCs w:val="28"/>
                 <w:lang w:val="it-IT"/>
               </w:rPr>
-              <w:t>Panchaati No</w:t>
-            </w:r>
-            <w:r>
-              <w:rPr>
-                <w:rFonts w:cs="Arial"/>
-                <w:b/>
-                <w:szCs w:val="32"/>
-                <w:lang w:val="it-IT"/>
-              </w:rPr>
-              <w:t xml:space="preserve">. - </w:t>
-            </w:r>
-            <w:r>
-              <w:rPr>
-                <w:rFonts w:cs="Arial"/>
-                <w:b/>
-                <w:sz w:val="28"/>
-                <w:szCs w:val="32"/>
-                <w:lang w:val="it-IT"/>
-              </w:rPr>
-              <w:t>26</w:t>
+              <w:t>Panchaati No. - 26</w:t>
             </w:r>
           </w:p>
         </w:tc>
@@ -4172,10 +4145,126 @@
                 <w:rFonts w:cs="Arial"/>
                 <w:b/>
                 <w:sz w:val="28"/>
+                <w:szCs w:val="28"/>
+              </w:rPr>
+            </w:pPr>
+            <w:r>
+              <w:rPr>
+                <w:rFonts w:cs="Arial"/>
+                <w:b/>
+                <w:sz w:val="28"/>
+                <w:szCs w:val="28"/>
+              </w:rPr>
+              <w:t>T.S.5.3.</w:t>
+            </w:r>
+            <w:r>
+              <w:rPr>
+                <w:rFonts w:cs="Arial"/>
+                <w:b/>
+                <w:sz w:val="28"/>
+                <w:szCs w:val="28"/>
+              </w:rPr>
+              <w:t>11.3</w:t>
+            </w:r>
+            <w:r>
+              <w:rPr>
+                <w:rFonts w:cs="Arial"/>
+                <w:b/>
+                <w:sz w:val="28"/>
+                <w:szCs w:val="28"/>
+              </w:rPr>
+              <w:t xml:space="preserve"> – Kramam</w:t>
+            </w:r>
+          </w:p>
+          <w:p>
+            <w:pPr>
+              <w:widowControl w:val="0"/>
+              <w:tabs>
+                <w:tab w:val="left" w:pos="993"/>
+              </w:tabs>
+              <w:autoSpaceDE w:val="0"/>
+              <w:autoSpaceDN w:val="0"/>
+              <w:adjustRightInd w:val="0"/>
+              <w:spacing w:before="0" w:line="240" w:lineRule="auto"/>
+              <w:ind w:right="297"/>
+              <w:rPr>
+                <w:rFonts w:cs="Arial"/>
+                <w:b/>
+                <w:sz w:val="28"/>
+                <w:szCs w:val="28"/>
+                <w:lang w:val="en-IN"/>
+              </w:rPr>
+            </w:pPr>
+            <w:r>
+              <w:rPr>
+                <w:rFonts w:cs="Arial"/>
+                <w:b/>
+                <w:sz w:val="28"/>
+                <w:szCs w:val="28"/>
+                <w:lang w:val="en-IN"/>
+              </w:rPr>
+              <w:t>Krama Vaakyam No.–</w:t>
+            </w:r>
+            <w:r>
+              <w:rPr>
+                <w:rFonts w:cs="Arial"/>
+                <w:b/>
+                <w:sz w:val="28"/>
+                <w:szCs w:val="28"/>
+                <w:lang w:val="en-IN"/>
+              </w:rPr>
+              <w:t xml:space="preserve"> </w:t>
+            </w:r>
+            <w:r>
+              <w:rPr>
+                <w:rFonts w:cs="Arial"/>
+                <w:b/>
+                <w:sz w:val="28"/>
+                <w:szCs w:val="28"/>
+                <w:lang w:val="en-IN"/>
+              </w:rPr>
+              <w:t>71,72,73</w:t>
+            </w:r>
+          </w:p>
+          <w:p>
+            <w:pPr>
+              <w:widowControl w:val="0"/>
+              <w:tabs>
+                <w:tab w:val="left" w:pos="993"/>
+              </w:tabs>
+              <w:autoSpaceDE w:val="0"/>
+              <w:autoSpaceDN w:val="0"/>
+              <w:adjustRightInd w:val="0"/>
+              <w:spacing w:before="0" w:line="240" w:lineRule="auto"/>
+              <w:ind w:right="297"/>
+              <w:rPr>
+                <w:rFonts w:cs="Arial"/>
+                <w:b/>
+                <w:sz w:val="28"/>
                 <w:szCs w:val="32"/>
                 <w:lang w:val="it-IT"/>
               </w:rPr>
             </w:pPr>
+            <w:r>
+              <w:rPr>
+                <w:rFonts w:cs="Arial"/>
+                <w:b/>
+                <w:sz w:val="28"/>
+                <w:szCs w:val="28"/>
+                <w:lang w:val="it-IT"/>
+              </w:rPr>
+              <w:t xml:space="preserve">Panchaati No. - </w:t>
+            </w:r>
+            <w:r>
+              <w:rPr>
+                <w:rFonts w:cs="Arial"/>
+                <w:b/>
+                <w:sz w:val="28"/>
+                <w:szCs w:val="28"/>
+                <w:lang w:val="it-IT"/>
+              </w:rPr>
+              <w:t>46</w:t>
+            </w:r>
           </w:p>
         </w:tc>
         <w:tc>
@@ -4197,6 +4286,622 @@
                 <w:lang w:bidi="ta-IN"/>
               </w:rPr>
             </w:pPr>
+            <w:r>
+              <w:rPr>
+                <w:rFonts w:ascii="Latha" w:hAnsi="Latha" w:cs="Latha"/>
+                <w:sz w:val="28"/>
+                <w:szCs w:val="28"/>
+                <w:cs/>
+                <w:lang w:bidi="ta-IN"/>
+              </w:rPr>
+              <w:t>ஆ</w:t>
+            </w:r>
+            <w:r>
+              <w:rPr>
+                <w:rFonts w:ascii="BRH Tamil Tab Extra" w:hAnsi="BRH Tamil Tab Extra" w:cs="Latha"/>
+                <w:b/>
+                <w:sz w:val="32"/>
+                <w:szCs w:val="28"/>
+                <w:lang w:bidi="ta-IN"/>
+              </w:rPr>
+              <w:t>…</w:t>
+            </w:r>
+            <w:r>
+              <w:rPr>
+                <w:rFonts w:ascii="Latha" w:hAnsi="Latha" w:cs="Latha"/>
+                <w:sz w:val="28"/>
+                <w:szCs w:val="28"/>
+                <w:cs/>
+                <w:lang w:bidi="ta-IN"/>
+              </w:rPr>
+              <w:t>ஹ</w:t>
+            </w:r>
+            <w:r>
+              <w:rPr>
+                <w:rFonts w:ascii="BRH Tamil Tab Extra" w:hAnsi="BRH Tamil Tab Extra" w:cs="Latha"/>
+                <w:b/>
+                <w:sz w:val="32"/>
+                <w:szCs w:val="28"/>
+                <w:lang w:bidi="ta-IN"/>
+              </w:rPr>
+              <w:t>…</w:t>
+            </w:r>
+            <w:r>
+              <w:rPr>
+                <w:rFonts w:ascii="Latha" w:hAnsi="Latha" w:cs="Latha"/>
+                <w:sz w:val="28"/>
+                <w:szCs w:val="28"/>
+                <w:lang w:bidi="ta-IN"/>
+              </w:rPr>
+              <w:t xml:space="preserve"> </w:t>
+            </w:r>
+            <w:r>
+              <w:rPr>
+                <w:rFonts w:ascii="Latha" w:hAnsi="Latha" w:cs="Latha"/>
+                <w:sz w:val="28"/>
+                <w:szCs w:val="28"/>
+                <w:cs/>
+                <w:lang w:bidi="ta-IN"/>
+              </w:rPr>
+              <w:t>ஸ</w:t>
+            </w:r>
+            <w:r>
+              <w:rPr>
+                <w:rFonts w:ascii="BRH Tamil Tab Extra" w:hAnsi="BRH Tamil Tab Extra" w:cs="Latha"/>
+                <w:b/>
+                <w:sz w:val="32"/>
+                <w:szCs w:val="28"/>
+                <w:lang w:bidi="ta-IN"/>
+              </w:rPr>
+              <w:t>…</w:t>
+            </w:r>
+            <w:r>
+              <w:rPr>
+                <w:rFonts w:ascii="Latha" w:hAnsi="Latha" w:cs="Latha"/>
+                <w:sz w:val="28"/>
+                <w:szCs w:val="28"/>
+                <w:cs/>
+                <w:lang w:bidi="ta-IN"/>
+              </w:rPr>
+              <w:t>ம்</w:t>
+            </w:r>
+            <w:r>
+              <w:rPr>
+                <w:rFonts w:ascii="BRH Devanagari Extra" w:hAnsi="BRH Devanagari Extra" w:cs="Latha"/>
+                <w:b/>
+                <w:sz w:val="36"/>
+                <w:szCs w:val="28"/>
+                <w:lang w:bidi="ta-IN"/>
+              </w:rPr>
+              <w:t>Æ</w:t>
+            </w:r>
+            <w:r>
+              <w:rPr>
+                <w:rFonts w:ascii="Latha" w:hAnsi="Latha" w:cs="Latha"/>
+                <w:sz w:val="28"/>
+                <w:szCs w:val="28"/>
+                <w:cs/>
+                <w:lang w:bidi="ta-IN"/>
+              </w:rPr>
+              <w:t>வ</w:t>
+            </w:r>
+            <w:r>
+              <w:rPr>
+                <w:rFonts w:ascii="BRH Tamil Tab Extra" w:hAnsi="BRH Tamil Tab Extra" w:cs="Latha"/>
+                <w:b/>
+                <w:sz w:val="32"/>
+                <w:szCs w:val="28"/>
+                <w:lang w:bidi="ta-IN"/>
+              </w:rPr>
+              <w:t>…</w:t>
+            </w:r>
+            <w:r>
+              <w:rPr>
+                <w:rFonts w:ascii="Latha" w:hAnsi="Latha" w:cs="Latha"/>
+                <w:sz w:val="28"/>
+                <w:szCs w:val="28"/>
+                <w:cs/>
+                <w:lang w:bidi="ta-IN"/>
+              </w:rPr>
+              <w:t>த்</w:t>
+            </w:r>
+            <w:r>
+              <w:rPr>
+                <w:rFonts w:ascii="Latha" w:hAnsi="Latha" w:cs="Latha"/>
+                <w:b/>
+                <w:bCs/>
+                <w:position w:val="-12"/>
+                <w:sz w:val="28"/>
+                <w:szCs w:val="28"/>
+                <w:cs/>
+                <w:lang w:bidi="ta-IN"/>
+              </w:rPr>
+              <w:t>2</w:t>
+            </w:r>
+            <w:r>
+              <w:rPr>
+                <w:rFonts w:ascii="Latha" w:hAnsi="Latha" w:cs="Latha"/>
+                <w:sz w:val="28"/>
+                <w:szCs w:val="28"/>
+                <w:highlight w:val="yellow"/>
+                <w:cs/>
+                <w:lang w:bidi="ta-IN"/>
+              </w:rPr>
+              <w:t>ஸ்</w:t>
+            </w:r>
+            <w:r>
+              <w:rPr>
+                <w:rFonts w:ascii="BRH Tamil Tab Extra" w:hAnsi="BRH Tamil Tab Extra" w:cs="Latha"/>
+                <w:b/>
+                <w:sz w:val="32"/>
+                <w:szCs w:val="28"/>
+                <w:highlight w:val="yellow"/>
+                <w:lang w:bidi="ta-IN"/>
+              </w:rPr>
+              <w:t>…</w:t>
+            </w:r>
+            <w:r>
+              <w:rPr>
+                <w:rFonts w:ascii="Latha" w:hAnsi="Latha" w:cs="Latha"/>
+                <w:sz w:val="28"/>
+                <w:szCs w:val="28"/>
+                <w:highlight w:val="yellow"/>
+                <w:cs/>
+                <w:lang w:bidi="ta-IN"/>
+              </w:rPr>
+              <w:t>ர</w:t>
+            </w:r>
+            <w:r>
+              <w:rPr>
+                <w:rFonts w:ascii="Latha" w:hAnsi="Latha" w:cs="Latha"/>
+                <w:b/>
+                <w:bCs/>
+                <w:sz w:val="32"/>
+                <w:szCs w:val="32"/>
+                <w:highlight w:val="yellow"/>
+                <w:cs/>
+                <w:lang w:bidi="ta-IN"/>
+              </w:rPr>
+              <w:t>:</w:t>
+            </w:r>
+            <w:r>
+              <w:rPr>
+                <w:rFonts w:ascii="Latha" w:hAnsi="Latha" w:cs="Latha"/>
+                <w:sz w:val="28"/>
+                <w:szCs w:val="28"/>
+                <w:lang w:bidi="ta-IN"/>
+              </w:rPr>
+              <w:t xml:space="preserve"> | </w:t>
+            </w:r>
+            <w:r>
+              <w:rPr>
+                <w:rFonts w:ascii="Latha" w:hAnsi="Latha" w:cs="Latha"/>
+                <w:sz w:val="28"/>
+                <w:szCs w:val="28"/>
+                <w:cs/>
+                <w:lang w:bidi="ta-IN"/>
+              </w:rPr>
+              <w:t>ஸ</w:t>
+            </w:r>
+            <w:r>
+              <w:rPr>
+                <w:rFonts w:ascii="BRH Tamil Tab Extra" w:hAnsi="BRH Tamil Tab Extra" w:cs="Latha"/>
+                <w:b/>
+                <w:sz w:val="32"/>
+                <w:szCs w:val="28"/>
+                <w:lang w:bidi="ta-IN"/>
+              </w:rPr>
+              <w:t>…</w:t>
+            </w:r>
+            <w:r>
+              <w:rPr>
+                <w:rFonts w:ascii="Latha" w:hAnsi="Latha" w:cs="Latha"/>
+                <w:sz w:val="28"/>
+                <w:szCs w:val="28"/>
+                <w:cs/>
+                <w:lang w:bidi="ta-IN"/>
+              </w:rPr>
+              <w:t>ம்</w:t>
+            </w:r>
+            <w:r>
+              <w:rPr>
+                <w:rFonts w:ascii="BRH Devanagari Extra" w:hAnsi="BRH Devanagari Extra" w:cs="Latha"/>
+                <w:b/>
+                <w:sz w:val="36"/>
+                <w:szCs w:val="28"/>
+                <w:lang w:bidi="ta-IN"/>
+              </w:rPr>
+              <w:t>Æ</w:t>
+            </w:r>
+            <w:r>
+              <w:rPr>
+                <w:rFonts w:ascii="Latha" w:hAnsi="Latha" w:cs="Latha"/>
+                <w:sz w:val="28"/>
+                <w:szCs w:val="28"/>
+                <w:cs/>
+                <w:lang w:bidi="ta-IN"/>
+              </w:rPr>
+              <w:t>வ</w:t>
+            </w:r>
+            <w:r>
+              <w:rPr>
+                <w:rFonts w:ascii="BRH Tamil Tab Extra" w:hAnsi="BRH Tamil Tab Extra" w:cs="Latha"/>
+                <w:b/>
+                <w:sz w:val="32"/>
+                <w:szCs w:val="28"/>
+                <w:lang w:bidi="ta-IN"/>
+              </w:rPr>
+              <w:t>…</w:t>
+            </w:r>
+            <w:r>
+              <w:rPr>
+                <w:rFonts w:ascii="Latha" w:hAnsi="Latha" w:cs="Latha"/>
+                <w:sz w:val="28"/>
+                <w:szCs w:val="28"/>
+                <w:cs/>
+                <w:lang w:bidi="ta-IN"/>
+              </w:rPr>
+              <w:t>த்</w:t>
+            </w:r>
+            <w:r>
+              <w:rPr>
+                <w:rFonts w:ascii="Latha" w:hAnsi="Latha" w:cs="Latha"/>
+                <w:b/>
+                <w:bCs/>
+                <w:position w:val="-12"/>
+                <w:sz w:val="28"/>
+                <w:szCs w:val="28"/>
+                <w:cs/>
+                <w:lang w:bidi="ta-IN"/>
+              </w:rPr>
+              <w:t>2</w:t>
+            </w:r>
+            <w:r>
+              <w:rPr>
+                <w:rFonts w:ascii="Latha" w:hAnsi="Latha" w:cs="Latha"/>
+                <w:sz w:val="28"/>
+                <w:szCs w:val="28"/>
+                <w:highlight w:val="yellow"/>
+                <w:cs/>
+                <w:lang w:bidi="ta-IN"/>
+              </w:rPr>
+              <w:t>ஸ்</w:t>
+            </w:r>
+            <w:r>
+              <w:rPr>
+                <w:rFonts w:ascii="BRH Tamil Tab Extra" w:hAnsi="BRH Tamil Tab Extra" w:cs="Latha"/>
+                <w:b/>
+                <w:sz w:val="32"/>
+                <w:szCs w:val="28"/>
+                <w:highlight w:val="yellow"/>
+                <w:lang w:bidi="ta-IN"/>
+              </w:rPr>
+              <w:t>…</w:t>
+            </w:r>
+            <w:r>
+              <w:rPr>
+                <w:rFonts w:ascii="Latha" w:hAnsi="Latha" w:cs="Latha"/>
+                <w:sz w:val="28"/>
+                <w:szCs w:val="28"/>
+                <w:highlight w:val="yellow"/>
+                <w:cs/>
+                <w:lang w:bidi="ta-IN"/>
+              </w:rPr>
+              <w:t>ரோ</w:t>
+            </w:r>
+            <w:r>
+              <w:rPr>
+                <w:rFonts w:ascii="Latha" w:hAnsi="Latha" w:cs="Latha"/>
+                <w:sz w:val="28"/>
+                <w:szCs w:val="28"/>
+                <w:lang w:bidi="ta-IN"/>
+              </w:rPr>
+              <w:t xml:space="preserve"> </w:t>
+            </w:r>
+            <w:r>
+              <w:rPr>
+                <w:rFonts w:ascii="Latha" w:hAnsi="Latha" w:cs="Latha"/>
+                <w:sz w:val="28"/>
+                <w:szCs w:val="28"/>
+                <w:cs/>
+                <w:lang w:bidi="ta-IN"/>
+              </w:rPr>
+              <w:t>வை</w:t>
+            </w:r>
+            <w:r>
+              <w:rPr>
+                <w:rFonts w:ascii="Latha" w:hAnsi="Latha" w:cs="Latha"/>
+                <w:sz w:val="28"/>
+                <w:szCs w:val="28"/>
+                <w:lang w:bidi="ta-IN"/>
+              </w:rPr>
+              <w:t xml:space="preserve"> | </w:t>
+            </w:r>
+            <w:r>
+              <w:rPr>
+                <w:rFonts w:ascii="Latha" w:hAnsi="Latha" w:cs="Latha" w:hint="cs"/>
+                <w:sz w:val="28"/>
+                <w:szCs w:val="28"/>
+                <w:cs/>
+                <w:lang w:bidi="ta-IN"/>
+              </w:rPr>
+              <w:br/>
+            </w:r>
+            <w:r>
+              <w:rPr>
+                <w:rFonts w:ascii="Latha" w:hAnsi="Latha" w:cs="Latha"/>
+                <w:sz w:val="28"/>
+                <w:szCs w:val="28"/>
+                <w:cs/>
+                <w:lang w:bidi="ta-IN"/>
+              </w:rPr>
+              <w:t>ஸ</w:t>
+            </w:r>
+            <w:r>
+              <w:rPr>
+                <w:rFonts w:ascii="BRH Tamil Tab Extra" w:hAnsi="BRH Tamil Tab Extra" w:cs="Latha"/>
+                <w:b/>
+                <w:sz w:val="32"/>
+                <w:szCs w:val="28"/>
+                <w:lang w:bidi="ta-IN"/>
+              </w:rPr>
+              <w:t>…</w:t>
+            </w:r>
+            <w:r>
+              <w:rPr>
+                <w:rFonts w:ascii="Latha" w:hAnsi="Latha" w:cs="Latha"/>
+                <w:sz w:val="28"/>
+                <w:szCs w:val="28"/>
+                <w:cs/>
+                <w:lang w:bidi="ta-IN"/>
+              </w:rPr>
+              <w:t>ம்</w:t>
+            </w:r>
+            <w:r>
+              <w:rPr>
+                <w:rFonts w:ascii="BRH Devanagari Extra" w:hAnsi="BRH Devanagari Extra" w:cs="Latha"/>
+                <w:b/>
+                <w:sz w:val="36"/>
+                <w:szCs w:val="28"/>
+                <w:lang w:bidi="ta-IN"/>
+              </w:rPr>
+              <w:t>Æ</w:t>
+            </w:r>
+            <w:r>
+              <w:rPr>
+                <w:rFonts w:ascii="Latha" w:hAnsi="Latha" w:cs="Latha"/>
+                <w:sz w:val="28"/>
+                <w:szCs w:val="28"/>
+                <w:cs/>
+                <w:lang w:bidi="ta-IN"/>
+              </w:rPr>
+              <w:t>வ</w:t>
+            </w:r>
+            <w:r>
+              <w:rPr>
+                <w:rFonts w:ascii="BRH Tamil Tab Extra" w:hAnsi="BRH Tamil Tab Extra" w:cs="Latha"/>
+                <w:b/>
+                <w:sz w:val="32"/>
+                <w:szCs w:val="28"/>
+                <w:highlight w:val="yellow"/>
+                <w:lang w:bidi="ta-IN"/>
+              </w:rPr>
+              <w:t>…</w:t>
+            </w:r>
+            <w:r>
+              <w:rPr>
+                <w:rFonts w:ascii="Latha" w:hAnsi="Latha" w:cs="Latha"/>
+                <w:sz w:val="28"/>
+                <w:szCs w:val="28"/>
+                <w:highlight w:val="yellow"/>
+                <w:cs/>
+                <w:lang w:bidi="ta-IN"/>
+              </w:rPr>
+              <w:t>த்</w:t>
+            </w:r>
+            <w:r>
+              <w:rPr>
+                <w:rFonts w:ascii="Latha" w:hAnsi="Latha" w:cs="Latha"/>
+                <w:b/>
+                <w:bCs/>
+                <w:position w:val="-12"/>
+                <w:sz w:val="28"/>
+                <w:szCs w:val="28"/>
+                <w:highlight w:val="yellow"/>
+                <w:cs/>
+                <w:lang w:bidi="ta-IN"/>
+              </w:rPr>
+              <w:t>2</w:t>
+            </w:r>
+            <w:r>
+              <w:rPr>
+                <w:rFonts w:ascii="Latha" w:hAnsi="Latha" w:cs="Latha"/>
+                <w:sz w:val="28"/>
+                <w:szCs w:val="28"/>
+                <w:highlight w:val="yellow"/>
+                <w:cs/>
+                <w:lang w:bidi="ta-IN"/>
+              </w:rPr>
+              <w:t>ஸ்</w:t>
+            </w:r>
+            <w:r>
+              <w:rPr>
+                <w:rFonts w:ascii="BRH Tamil Tab Extra" w:hAnsi="BRH Tamil Tab Extra" w:cs="Latha"/>
+                <w:b/>
+                <w:sz w:val="32"/>
+                <w:szCs w:val="28"/>
+                <w:highlight w:val="yellow"/>
+                <w:lang w:bidi="ta-IN"/>
+              </w:rPr>
+              <w:t>…</w:t>
+            </w:r>
+            <w:r>
+              <w:rPr>
+                <w:rFonts w:ascii="Latha" w:hAnsi="Latha" w:cs="Latha"/>
+                <w:sz w:val="28"/>
+                <w:szCs w:val="28"/>
+                <w:highlight w:val="yellow"/>
+                <w:cs/>
+                <w:lang w:bidi="ta-IN"/>
+              </w:rPr>
+              <w:t>ர</w:t>
+            </w:r>
+            <w:r>
+              <w:rPr>
+                <w:rFonts w:ascii="Latha" w:hAnsi="Latha" w:cs="Latha"/>
+                <w:sz w:val="28"/>
+                <w:szCs w:val="28"/>
+                <w:lang w:bidi="ta-IN"/>
+              </w:rPr>
+              <w:t xml:space="preserve"> </w:t>
+            </w:r>
+            <w:r>
+              <w:rPr>
+                <w:rFonts w:ascii="Latha" w:hAnsi="Latha" w:cs="Latha"/>
+                <w:sz w:val="28"/>
+                <w:szCs w:val="28"/>
+                <w:cs/>
+                <w:lang w:bidi="ta-IN"/>
+              </w:rPr>
+              <w:t>இதி</w:t>
+            </w:r>
+            <w:r>
+              <w:rPr>
+                <w:rFonts w:ascii="BRH Tamil Tab Extra" w:hAnsi="BRH Tamil Tab Extra" w:cs="Latha"/>
+                <w:b/>
+                <w:sz w:val="36"/>
+                <w:szCs w:val="28"/>
+                <w:lang w:bidi="ta-IN"/>
+              </w:rPr>
+              <w:t>†</w:t>
+            </w:r>
+            <w:r>
+              <w:rPr>
+                <w:rFonts w:ascii="Latha" w:hAnsi="Latha" w:cs="Latha"/>
+                <w:sz w:val="28"/>
+                <w:szCs w:val="28"/>
+                <w:lang w:bidi="ta-IN"/>
+              </w:rPr>
+              <w:t xml:space="preserve"> </w:t>
+            </w:r>
+            <w:r>
+              <w:rPr>
+                <w:rFonts w:ascii="Latha" w:hAnsi="Latha" w:cs="Latha"/>
+                <w:sz w:val="28"/>
+                <w:szCs w:val="28"/>
+                <w:cs/>
+                <w:lang w:bidi="ta-IN"/>
+              </w:rPr>
+              <w:t>ஸம்</w:t>
+            </w:r>
+            <w:r>
+              <w:rPr>
+                <w:rFonts w:ascii="Latha" w:hAnsi="Latha" w:cs="Latha"/>
+                <w:sz w:val="28"/>
+                <w:szCs w:val="28"/>
+                <w:lang w:bidi="ta-IN"/>
+              </w:rPr>
+              <w:t xml:space="preserve"> - </w:t>
+            </w:r>
+            <w:r>
+              <w:rPr>
+                <w:rFonts w:ascii="Latha" w:hAnsi="Latha" w:cs="Latha"/>
+                <w:sz w:val="28"/>
+                <w:szCs w:val="28"/>
+                <w:cs/>
+                <w:lang w:bidi="ta-IN"/>
+              </w:rPr>
+              <w:t>வ</w:t>
+            </w:r>
+            <w:r>
+              <w:rPr>
+                <w:rFonts w:ascii="BRH Tamil Tab Extra" w:hAnsi="BRH Tamil Tab Extra" w:cs="Latha"/>
+                <w:b/>
+                <w:sz w:val="32"/>
+                <w:szCs w:val="28"/>
+                <w:lang w:bidi="ta-IN"/>
+              </w:rPr>
+              <w:t>…</w:t>
+            </w:r>
+            <w:r>
+              <w:rPr>
+                <w:rFonts w:ascii="Latha" w:hAnsi="Latha" w:cs="Latha"/>
+                <w:sz w:val="28"/>
+                <w:szCs w:val="28"/>
+                <w:cs/>
+                <w:lang w:bidi="ta-IN"/>
+              </w:rPr>
+              <w:t>த்</w:t>
+            </w:r>
+            <w:r>
+              <w:rPr>
+                <w:rFonts w:ascii="Latha" w:hAnsi="Latha" w:cs="Latha"/>
+                <w:b/>
+                <w:bCs/>
+                <w:position w:val="-12"/>
+                <w:sz w:val="28"/>
+                <w:szCs w:val="28"/>
+                <w:highlight w:val="yellow"/>
+                <w:cs/>
+                <w:lang w:bidi="ta-IN"/>
+              </w:rPr>
+              <w:t>2</w:t>
+            </w:r>
+            <w:r>
+              <w:rPr>
+                <w:rFonts w:ascii="Latha" w:hAnsi="Latha" w:cs="Latha"/>
+                <w:sz w:val="28"/>
+                <w:szCs w:val="28"/>
+                <w:highlight w:val="yellow"/>
+                <w:cs/>
+                <w:lang w:bidi="ta-IN"/>
+              </w:rPr>
+              <w:t>ஸ்</w:t>
+            </w:r>
+            <w:r>
+              <w:rPr>
+                <w:rFonts w:ascii="BRH Tamil Tab Extra" w:hAnsi="BRH Tamil Tab Extra" w:cs="Latha"/>
+                <w:b/>
+                <w:sz w:val="32"/>
+                <w:szCs w:val="28"/>
+                <w:highlight w:val="yellow"/>
+                <w:lang w:bidi="ta-IN"/>
+              </w:rPr>
+              <w:t>…</w:t>
+            </w:r>
+            <w:r>
+              <w:rPr>
+                <w:rFonts w:ascii="Latha" w:hAnsi="Latha" w:cs="Latha"/>
+                <w:sz w:val="28"/>
+                <w:szCs w:val="28"/>
+                <w:highlight w:val="yellow"/>
+                <w:cs/>
+                <w:lang w:bidi="ta-IN"/>
+              </w:rPr>
+              <w:t>ர</w:t>
+            </w:r>
+            <w:r>
+              <w:rPr>
+                <w:rFonts w:ascii="Latha" w:hAnsi="Latha" w:cs="Latha"/>
+                <w:b/>
+                <w:bCs/>
+                <w:sz w:val="32"/>
+                <w:szCs w:val="32"/>
+                <w:highlight w:val="yellow"/>
+                <w:cs/>
+                <w:lang w:bidi="ta-IN"/>
+              </w:rPr>
+              <w:t>:</w:t>
+            </w:r>
+            <w:r>
+              <w:rPr>
+                <w:rFonts w:ascii="Latha" w:hAnsi="Latha" w:cs="Latha"/>
+                <w:sz w:val="28"/>
+                <w:szCs w:val="28"/>
+                <w:lang w:bidi="ta-IN"/>
+              </w:rPr>
+              <w:t xml:space="preserve"> |</w:t>
+            </w:r>
           </w:p>
         </w:tc>
         <w:tc>
@@ -4218,6 +4923,619 @@
                 <w:lang w:bidi="ta-IN"/>
               </w:rPr>
             </w:pPr>
+            <w:r>
+              <w:rPr>
+                <w:rFonts w:ascii="Latha" w:hAnsi="Latha" w:cs="Latha"/>
+                <w:sz w:val="28"/>
+                <w:szCs w:val="28"/>
+                <w:cs/>
+                <w:lang w:bidi="ta-IN"/>
+              </w:rPr>
+              <w:t>ஆ</w:t>
+            </w:r>
+            <w:r>
+              <w:rPr>
+                <w:rFonts w:ascii="BRH Tamil Tab Extra" w:hAnsi="BRH Tamil Tab Extra" w:cs="Latha"/>
+                <w:b/>
+                <w:sz w:val="32"/>
+                <w:szCs w:val="28"/>
+                <w:lang w:bidi="ta-IN"/>
+              </w:rPr>
+              <w:t>…</w:t>
+            </w:r>
+            <w:r>
+              <w:rPr>
+                <w:rFonts w:ascii="Latha" w:hAnsi="Latha" w:cs="Latha"/>
+                <w:sz w:val="28"/>
+                <w:szCs w:val="28"/>
+                <w:cs/>
+                <w:lang w:bidi="ta-IN"/>
+              </w:rPr>
+              <w:t>ஹ</w:t>
+            </w:r>
+            <w:r>
+              <w:rPr>
+                <w:rFonts w:ascii="BRH Tamil Tab Extra" w:hAnsi="BRH Tamil Tab Extra" w:cs="Latha"/>
+                <w:b/>
+                <w:sz w:val="32"/>
+                <w:szCs w:val="28"/>
+                <w:lang w:bidi="ta-IN"/>
+              </w:rPr>
+              <w:t>…</w:t>
+            </w:r>
+            <w:r>
+              <w:rPr>
+                <w:rFonts w:ascii="Latha" w:hAnsi="Latha" w:cs="Latha"/>
+                <w:sz w:val="28"/>
+                <w:szCs w:val="28"/>
+                <w:lang w:bidi="ta-IN"/>
+              </w:rPr>
+              <w:t xml:space="preserve"> </w:t>
+            </w:r>
+            <w:r>
+              <w:rPr>
+                <w:rFonts w:ascii="Latha" w:hAnsi="Latha" w:cs="Latha"/>
+                <w:sz w:val="28"/>
+                <w:szCs w:val="28"/>
+                <w:cs/>
+                <w:lang w:bidi="ta-IN"/>
+              </w:rPr>
+              <w:t>ஸ</w:t>
+            </w:r>
+            <w:r>
+              <w:rPr>
+                <w:rFonts w:ascii="BRH Tamil Tab Extra" w:hAnsi="BRH Tamil Tab Extra" w:cs="Latha"/>
+                <w:b/>
+                <w:sz w:val="32"/>
+                <w:szCs w:val="28"/>
+                <w:lang w:bidi="ta-IN"/>
+              </w:rPr>
+              <w:t>…</w:t>
+            </w:r>
+            <w:r>
+              <w:rPr>
+                <w:rFonts w:ascii="Latha" w:hAnsi="Latha" w:cs="Latha"/>
+                <w:sz w:val="28"/>
+                <w:szCs w:val="28"/>
+                <w:cs/>
+                <w:lang w:bidi="ta-IN"/>
+              </w:rPr>
+              <w:t>ம்</w:t>
+            </w:r>
+            <w:r>
+              <w:rPr>
+                <w:rFonts w:ascii="BRH Devanagari Extra" w:hAnsi="BRH Devanagari Extra" w:cs="Latha"/>
+                <w:b/>
+                <w:sz w:val="36"/>
+                <w:szCs w:val="28"/>
+                <w:lang w:bidi="ta-IN"/>
+              </w:rPr>
+              <w:t>Æ</w:t>
+            </w:r>
+            <w:r>
+              <w:rPr>
+                <w:rFonts w:ascii="Latha" w:hAnsi="Latha" w:cs="Latha"/>
+                <w:sz w:val="28"/>
+                <w:szCs w:val="28"/>
+                <w:cs/>
+                <w:lang w:bidi="ta-IN"/>
+              </w:rPr>
+              <w:t>வ</w:t>
+            </w:r>
+            <w:r>
+              <w:rPr>
+                <w:rFonts w:ascii="BRH Tamil Tab Extra" w:hAnsi="BRH Tamil Tab Extra" w:cs="Latha"/>
+                <w:b/>
+                <w:sz w:val="32"/>
+                <w:szCs w:val="28"/>
+                <w:lang w:bidi="ta-IN"/>
+              </w:rPr>
+              <w:t>…</w:t>
+            </w:r>
+            <w:r>
+              <w:rPr>
+                <w:rFonts w:ascii="Latha" w:hAnsi="Latha" w:cs="Latha"/>
+                <w:sz w:val="28"/>
+                <w:szCs w:val="28"/>
+                <w:cs/>
+                <w:lang w:bidi="ta-IN"/>
+              </w:rPr>
+              <w:t>த்</w:t>
+            </w:r>
+            <w:r>
+              <w:rPr>
+                <w:rFonts w:ascii="Latha" w:hAnsi="Latha" w:cs="Latha"/>
+                <w:b/>
+                <w:bCs/>
+                <w:position w:val="-12"/>
+                <w:sz w:val="28"/>
+                <w:szCs w:val="28"/>
+                <w:cs/>
+                <w:lang w:bidi="ta-IN"/>
+              </w:rPr>
+              <w:t>2</w:t>
+            </w:r>
+            <w:r>
+              <w:rPr>
+                <w:rFonts w:ascii="Latha" w:hAnsi="Latha" w:cs="Latha"/>
+                <w:sz w:val="28"/>
+                <w:szCs w:val="28"/>
+                <w:highlight w:val="green"/>
+                <w:cs/>
+                <w:lang w:bidi="ta-IN"/>
+              </w:rPr>
+              <w:t>ஸ</w:t>
+            </w:r>
+            <w:r>
+              <w:rPr>
+                <w:rFonts w:ascii="BRH Tamil Tab Extra" w:hAnsi="BRH Tamil Tab Extra" w:cs="Latha"/>
+                <w:b/>
+                <w:sz w:val="32"/>
+                <w:szCs w:val="28"/>
+                <w:highlight w:val="green"/>
+                <w:lang w:bidi="ta-IN"/>
+              </w:rPr>
+              <w:t>…</w:t>
+            </w:r>
+            <w:r>
+              <w:rPr>
+                <w:rFonts w:ascii="Latha" w:hAnsi="Latha" w:cs="Latha"/>
+                <w:sz w:val="28"/>
+                <w:szCs w:val="28"/>
+                <w:highlight w:val="green"/>
+                <w:cs/>
+                <w:lang w:bidi="ta-IN"/>
+              </w:rPr>
+              <w:t>ர</w:t>
+            </w:r>
+            <w:r>
+              <w:rPr>
+                <w:rFonts w:ascii="Latha" w:hAnsi="Latha" w:cs="Latha"/>
+                <w:b/>
+                <w:bCs/>
+                <w:sz w:val="32"/>
+                <w:szCs w:val="32"/>
+                <w:highlight w:val="green"/>
+                <w:cs/>
+                <w:lang w:bidi="ta-IN"/>
+              </w:rPr>
+              <w:t>:</w:t>
+            </w:r>
+            <w:r>
+              <w:rPr>
+                <w:rFonts w:ascii="Latha" w:hAnsi="Latha" w:cs="Latha"/>
+                <w:sz w:val="28"/>
+                <w:szCs w:val="28"/>
+                <w:lang w:bidi="ta-IN"/>
+              </w:rPr>
+              <w:t xml:space="preserve"> | </w:t>
+            </w:r>
+            <w:r>
+              <w:rPr>
+                <w:rFonts w:ascii="Latha" w:hAnsi="Latha" w:cs="Latha"/>
+                <w:sz w:val="28"/>
+                <w:szCs w:val="28"/>
+                <w:cs/>
+                <w:lang w:bidi="ta-IN"/>
+              </w:rPr>
+              <w:t>ஸ</w:t>
+            </w:r>
+            <w:r>
+              <w:rPr>
+                <w:rFonts w:ascii="BRH Tamil Tab Extra" w:hAnsi="BRH Tamil Tab Extra" w:cs="Latha"/>
+                <w:b/>
+                <w:sz w:val="32"/>
+                <w:szCs w:val="28"/>
+                <w:lang w:bidi="ta-IN"/>
+              </w:rPr>
+              <w:t>…</w:t>
+            </w:r>
+            <w:r>
+              <w:rPr>
+                <w:rFonts w:ascii="Latha" w:hAnsi="Latha" w:cs="Latha"/>
+                <w:sz w:val="28"/>
+                <w:szCs w:val="28"/>
+                <w:cs/>
+                <w:lang w:bidi="ta-IN"/>
+              </w:rPr>
+              <w:t>ம்</w:t>
+            </w:r>
+            <w:r>
+              <w:rPr>
+                <w:rFonts w:ascii="BRH Devanagari Extra" w:hAnsi="BRH Devanagari Extra" w:cs="Latha"/>
+                <w:b/>
+                <w:sz w:val="36"/>
+                <w:szCs w:val="28"/>
+                <w:lang w:bidi="ta-IN"/>
+              </w:rPr>
+              <w:t>Æ</w:t>
+            </w:r>
+            <w:r>
+              <w:rPr>
+                <w:rFonts w:ascii="Latha" w:hAnsi="Latha" w:cs="Latha"/>
+                <w:sz w:val="28"/>
+                <w:szCs w:val="28"/>
+                <w:cs/>
+                <w:lang w:bidi="ta-IN"/>
+              </w:rPr>
+              <w:t>வ</w:t>
+            </w:r>
+            <w:r>
+              <w:rPr>
+                <w:rFonts w:ascii="BRH Tamil Tab Extra" w:hAnsi="BRH Tamil Tab Extra" w:cs="Latha"/>
+                <w:b/>
+                <w:sz w:val="32"/>
+                <w:szCs w:val="28"/>
+                <w:lang w:bidi="ta-IN"/>
+              </w:rPr>
+              <w:t>…</w:t>
+            </w:r>
+            <w:r>
+              <w:rPr>
+                <w:rFonts w:ascii="Latha" w:hAnsi="Latha" w:cs="Latha"/>
+                <w:sz w:val="28"/>
+                <w:szCs w:val="28"/>
+                <w:cs/>
+                <w:lang w:bidi="ta-IN"/>
+              </w:rPr>
+              <w:t>த்</w:t>
+            </w:r>
+            <w:r>
+              <w:rPr>
+                <w:rFonts w:ascii="Latha" w:hAnsi="Latha" w:cs="Latha"/>
+                <w:b/>
+                <w:bCs/>
+                <w:position w:val="-12"/>
+                <w:sz w:val="28"/>
+                <w:szCs w:val="28"/>
+                <w:cs/>
+                <w:lang w:bidi="ta-IN"/>
+              </w:rPr>
+              <w:t>2</w:t>
+            </w:r>
+            <w:r>
+              <w:rPr>
+                <w:rFonts w:ascii="Latha" w:hAnsi="Latha" w:cs="Latha"/>
+                <w:sz w:val="28"/>
+                <w:szCs w:val="28"/>
+                <w:highlight w:val="green"/>
+                <w:cs/>
+                <w:lang w:bidi="ta-IN"/>
+              </w:rPr>
+              <w:t>ஸ</w:t>
+            </w:r>
+            <w:r>
+              <w:rPr>
+                <w:rFonts w:ascii="BRH Tamil Tab Extra" w:hAnsi="BRH Tamil Tab Extra" w:cs="Latha"/>
+                <w:b/>
+                <w:sz w:val="32"/>
+                <w:szCs w:val="28"/>
+                <w:highlight w:val="green"/>
+                <w:lang w:bidi="ta-IN"/>
+              </w:rPr>
+              <w:t>…</w:t>
+            </w:r>
+            <w:r>
+              <w:rPr>
+                <w:rFonts w:ascii="Latha" w:hAnsi="Latha" w:cs="Latha"/>
+                <w:sz w:val="28"/>
+                <w:szCs w:val="28"/>
+                <w:highlight w:val="green"/>
+                <w:cs/>
+                <w:lang w:bidi="ta-IN"/>
+              </w:rPr>
+              <w:t>ரோ</w:t>
+            </w:r>
+            <w:r>
+              <w:rPr>
+                <w:rFonts w:ascii="Latha" w:hAnsi="Latha" w:cs="Latha"/>
+                <w:sz w:val="28"/>
+                <w:szCs w:val="28"/>
+                <w:lang w:bidi="ta-IN"/>
+              </w:rPr>
+              <w:t xml:space="preserve"> </w:t>
+            </w:r>
+            <w:r>
+              <w:rPr>
+                <w:rFonts w:ascii="Latha" w:hAnsi="Latha" w:cs="Latha"/>
+                <w:sz w:val="28"/>
+                <w:szCs w:val="28"/>
+                <w:cs/>
+                <w:lang w:bidi="ta-IN"/>
+              </w:rPr>
+              <w:t>வை</w:t>
+            </w:r>
+            <w:r>
+              <w:rPr>
+                <w:rFonts w:ascii="Latha" w:hAnsi="Latha" w:cs="Latha"/>
+                <w:sz w:val="28"/>
+                <w:szCs w:val="28"/>
+                <w:lang w:bidi="ta-IN"/>
+              </w:rPr>
+              <w:t xml:space="preserve"> | </w:t>
+            </w:r>
+            <w:r>
+              <w:rPr>
+                <w:rFonts w:ascii="Latha" w:hAnsi="Latha" w:cs="Latha" w:hint="cs"/>
+                <w:sz w:val="28"/>
+                <w:szCs w:val="28"/>
+                <w:cs/>
+                <w:lang w:bidi="ta-IN"/>
+              </w:rPr>
+              <w:br/>
+            </w:r>
+            <w:r>
+              <w:rPr>
+                <w:rFonts w:ascii="Latha" w:hAnsi="Latha" w:cs="Latha"/>
+                <w:sz w:val="28"/>
+                <w:szCs w:val="28"/>
+                <w:cs/>
+                <w:lang w:bidi="ta-IN"/>
+              </w:rPr>
+              <w:t>ஸ</w:t>
+            </w:r>
+            <w:r>
+              <w:rPr>
+                <w:rFonts w:ascii="BRH Tamil Tab Extra" w:hAnsi="BRH Tamil Tab Extra" w:cs="Latha"/>
+                <w:b/>
+                <w:sz w:val="32"/>
+                <w:szCs w:val="28"/>
+                <w:lang w:bidi="ta-IN"/>
+              </w:rPr>
+              <w:t>…</w:t>
+            </w:r>
+            <w:r>
+              <w:rPr>
+                <w:rFonts w:ascii="Latha" w:hAnsi="Latha" w:cs="Latha"/>
+                <w:sz w:val="28"/>
+                <w:szCs w:val="28"/>
+                <w:cs/>
+                <w:lang w:bidi="ta-IN"/>
+              </w:rPr>
+              <w:t>ம்</w:t>
+            </w:r>
+            <w:r>
+              <w:rPr>
+                <w:rFonts w:ascii="BRH Devanagari Extra" w:hAnsi="BRH Devanagari Extra" w:cs="Latha"/>
+                <w:b/>
+                <w:sz w:val="36"/>
+                <w:szCs w:val="28"/>
+                <w:lang w:bidi="ta-IN"/>
+              </w:rPr>
+              <w:t>Æ</w:t>
+            </w:r>
+            <w:r>
+              <w:rPr>
+                <w:rFonts w:ascii="Latha" w:hAnsi="Latha" w:cs="Latha"/>
+                <w:sz w:val="28"/>
+                <w:szCs w:val="28"/>
+                <w:cs/>
+                <w:lang w:bidi="ta-IN"/>
+              </w:rPr>
+              <w:t>வ</w:t>
+            </w:r>
+            <w:r>
+              <w:rPr>
+                <w:rFonts w:ascii="BRH Tamil Tab Extra" w:hAnsi="BRH Tamil Tab Extra" w:cs="Latha"/>
+                <w:b/>
+                <w:sz w:val="32"/>
+                <w:szCs w:val="28"/>
+                <w:lang w:bidi="ta-IN"/>
+              </w:rPr>
+              <w:t>…</w:t>
+            </w:r>
+            <w:r>
+              <w:rPr>
+                <w:rFonts w:ascii="Latha" w:hAnsi="Latha" w:cs="Latha"/>
+                <w:sz w:val="28"/>
+                <w:szCs w:val="28"/>
+                <w:cs/>
+                <w:lang w:bidi="ta-IN"/>
+              </w:rPr>
+              <w:t>த்</w:t>
+            </w:r>
+            <w:r>
+              <w:rPr>
+                <w:rFonts w:ascii="Latha" w:hAnsi="Latha" w:cs="Latha"/>
+                <w:b/>
+                <w:bCs/>
+                <w:position w:val="-12"/>
+                <w:sz w:val="28"/>
+                <w:szCs w:val="28"/>
+                <w:cs/>
+                <w:lang w:bidi="ta-IN"/>
+              </w:rPr>
+              <w:t>2</w:t>
+            </w:r>
+            <w:r>
+              <w:rPr>
+                <w:rFonts w:ascii="Latha" w:hAnsi="Latha" w:cs="Latha"/>
+                <w:sz w:val="28"/>
+                <w:szCs w:val="28"/>
+                <w:highlight w:val="green"/>
+                <w:cs/>
+                <w:lang w:bidi="ta-IN"/>
+              </w:rPr>
+              <w:t>ஸ</w:t>
+            </w:r>
+            <w:r>
+              <w:rPr>
+                <w:rFonts w:ascii="BRH Tamil Tab Extra" w:hAnsi="BRH Tamil Tab Extra" w:cs="Latha"/>
+                <w:b/>
+                <w:sz w:val="32"/>
+                <w:szCs w:val="28"/>
+                <w:highlight w:val="green"/>
+                <w:lang w:bidi="ta-IN"/>
+              </w:rPr>
+              <w:t>…</w:t>
+            </w:r>
+            <w:r>
+              <w:rPr>
+                <w:rFonts w:ascii="Latha" w:hAnsi="Latha" w:cs="Latha"/>
+                <w:sz w:val="28"/>
+                <w:szCs w:val="28"/>
+                <w:highlight w:val="green"/>
+                <w:cs/>
+                <w:lang w:bidi="ta-IN"/>
+              </w:rPr>
+              <w:t>ர</w:t>
+            </w:r>
+            <w:r>
+              <w:rPr>
+                <w:rFonts w:ascii="Latha" w:hAnsi="Latha" w:cs="Latha"/>
+                <w:sz w:val="28"/>
+                <w:szCs w:val="28"/>
+                <w:lang w:bidi="ta-IN"/>
+              </w:rPr>
+              <w:t xml:space="preserve"> </w:t>
+            </w:r>
+            <w:r>
+              <w:rPr>
+                <w:rFonts w:ascii="Latha" w:hAnsi="Latha" w:cs="Latha"/>
+                <w:sz w:val="28"/>
+                <w:szCs w:val="28"/>
+                <w:cs/>
+                <w:lang w:bidi="ta-IN"/>
+              </w:rPr>
+              <w:t>இதி</w:t>
+            </w:r>
+            <w:r>
+              <w:rPr>
+                <w:rFonts w:ascii="BRH Tamil Tab Extra" w:hAnsi="BRH Tamil Tab Extra" w:cs="Latha"/>
+                <w:b/>
+                <w:sz w:val="36"/>
+                <w:szCs w:val="28"/>
+                <w:lang w:bidi="ta-IN"/>
+              </w:rPr>
+              <w:t>†</w:t>
+            </w:r>
+            <w:r>
+              <w:rPr>
+                <w:rFonts w:ascii="Latha" w:hAnsi="Latha" w:cs="Latha"/>
+                <w:sz w:val="28"/>
+                <w:szCs w:val="28"/>
+                <w:lang w:bidi="ta-IN"/>
+              </w:rPr>
+              <w:t xml:space="preserve"> </w:t>
+            </w:r>
+            <w:r>
+              <w:rPr>
+                <w:rFonts w:ascii="Latha" w:hAnsi="Latha" w:cs="Latha"/>
+                <w:sz w:val="28"/>
+                <w:szCs w:val="28"/>
+                <w:cs/>
+                <w:lang w:bidi="ta-IN"/>
+              </w:rPr>
+              <w:t>ஸம்</w:t>
+            </w:r>
+            <w:r>
+              <w:rPr>
+                <w:rFonts w:ascii="Latha" w:hAnsi="Latha" w:cs="Latha"/>
+                <w:sz w:val="28"/>
+                <w:szCs w:val="28"/>
+                <w:lang w:bidi="ta-IN"/>
+              </w:rPr>
+              <w:t xml:space="preserve"> - </w:t>
+            </w:r>
+            <w:r>
+              <w:rPr>
+                <w:rFonts w:ascii="Latha" w:hAnsi="Latha" w:cs="Latha"/>
+                <w:sz w:val="28"/>
+                <w:szCs w:val="28"/>
+                <w:cs/>
+                <w:lang w:bidi="ta-IN"/>
+              </w:rPr>
+              <w:t>வ</w:t>
+            </w:r>
+            <w:r>
+              <w:rPr>
+                <w:rFonts w:ascii="BRH Tamil Tab Extra" w:hAnsi="BRH Tamil Tab Extra" w:cs="Latha"/>
+                <w:b/>
+                <w:sz w:val="32"/>
+                <w:szCs w:val="28"/>
+                <w:lang w:bidi="ta-IN"/>
+              </w:rPr>
+              <w:t>…</w:t>
+            </w:r>
+            <w:r>
+              <w:rPr>
+                <w:rFonts w:ascii="Latha" w:hAnsi="Latha" w:cs="Latha"/>
+                <w:sz w:val="28"/>
+                <w:szCs w:val="28"/>
+                <w:cs/>
+                <w:lang w:bidi="ta-IN"/>
+              </w:rPr>
+              <w:t>த்</w:t>
+            </w:r>
+            <w:r>
+              <w:rPr>
+                <w:rFonts w:ascii="Latha" w:hAnsi="Latha" w:cs="Latha"/>
+                <w:b/>
+                <w:bCs/>
+                <w:position w:val="-12"/>
+                <w:sz w:val="28"/>
+                <w:szCs w:val="28"/>
+                <w:highlight w:val="green"/>
+                <w:cs/>
+                <w:lang w:bidi="ta-IN"/>
+              </w:rPr>
+              <w:t>2</w:t>
+            </w:r>
+            <w:r>
+              <w:rPr>
+                <w:rFonts w:ascii="Latha" w:hAnsi="Latha" w:cs="Latha"/>
+                <w:sz w:val="28"/>
+                <w:szCs w:val="28"/>
+                <w:highlight w:val="green"/>
+                <w:cs/>
+                <w:lang w:bidi="ta-IN"/>
+              </w:rPr>
+              <w:t>ஸ</w:t>
+            </w:r>
+            <w:r>
+              <w:rPr>
+                <w:rFonts w:ascii="BRH Tamil Tab Extra" w:hAnsi="BRH Tamil Tab Extra" w:cs="Latha"/>
+                <w:b/>
+                <w:sz w:val="32"/>
+                <w:szCs w:val="28"/>
+                <w:highlight w:val="green"/>
+                <w:lang w:bidi="ta-IN"/>
+              </w:rPr>
+              <w:t>…</w:t>
+            </w:r>
+            <w:r>
+              <w:rPr>
+                <w:rFonts w:ascii="Latha" w:hAnsi="Latha" w:cs="Latha"/>
+                <w:sz w:val="28"/>
+                <w:szCs w:val="28"/>
+                <w:highlight w:val="green"/>
+                <w:cs/>
+                <w:lang w:bidi="ta-IN"/>
+              </w:rPr>
+              <w:t>ர</w:t>
+            </w:r>
+            <w:r>
+              <w:rPr>
+                <w:rFonts w:ascii="Latha" w:hAnsi="Latha" w:cs="Latha"/>
+                <w:b/>
+                <w:bCs/>
+                <w:sz w:val="32"/>
+                <w:szCs w:val="32"/>
+                <w:highlight w:val="green"/>
+                <w:cs/>
+                <w:lang w:bidi="ta-IN"/>
+              </w:rPr>
+              <w:t>:</w:t>
+            </w:r>
+            <w:r>
+              <w:rPr>
+                <w:rFonts w:ascii="Latha" w:hAnsi="Latha" w:cs="Latha"/>
+                <w:sz w:val="28"/>
+                <w:szCs w:val="28"/>
+                <w:lang w:bidi="ta-IN"/>
+              </w:rPr>
+              <w:t xml:space="preserve"> |</w:t>
+            </w:r>
           </w:p>
         </w:tc>
       </w:tr>
@@ -5546,6 +6864,7 @@
           <w:szCs w:val="32"/>
           <w:u w:val="single"/>
         </w:rPr>
+        <w:lastRenderedPageBreak/>
         <w:t>=============</w:t>
       </w:r>
     </w:p>
@@ -8113,6 +9432,7 @@
                 <w:sz w:val="28"/>
                 <w:szCs w:val="32"/>
               </w:rPr>
+              <w:lastRenderedPageBreak/>
               <w:t>T.S.5.3.4.5 – Kramam</w:t>
             </w:r>
           </w:p>
@@ -8793,7 +10113,6 @@
                 <w:sz w:val="28"/>
                 <w:szCs w:val="32"/>
               </w:rPr>
-              <w:lastRenderedPageBreak/>
               <w:t>T.S.5.3.7.3 – Kramam</w:t>
             </w:r>
           </w:p>
@@ -12516,16 +13835,7 @@
           <w:bCs/>
           <w:sz w:val="32"/>
         </w:rPr>
-        <w:t xml:space="preserve">replaced </w:t>
-      </w:r>
-      <w:proofErr w:type="gramStart"/>
-      <w:r>
-        <w:rPr>
-          <w:b/>
-          <w:bCs/>
-          <w:sz w:val="32"/>
-        </w:rPr>
-        <w:t>with</w:t>
+        <w:t>replaced with</w:t>
       </w:r>
       <w:r>
         <w:rPr>
@@ -12547,7 +13857,6 @@
         </w:rPr>
         <w:t>"</w:t>
       </w:r>
-      <w:proofErr w:type="gramEnd"/>
       <w:r>
         <w:rPr>
           <w:rFonts w:ascii="Latha" w:hAnsi="Latha" w:cs="Latha"/>
@@ -13027,6 +14336,7 @@
       <w:pBdr>
         <w:top w:val="single" w:sz="4" w:space="1" w:color="auto"/>
       </w:pBdr>
+      <w:jc w:val="right"/>
       <w:rPr>
         <w:b/>
         <w:bCs/>
@@ -13096,6 +14406,13 @@
       </w:rPr>
       <w:tab/>
       <w:t xml:space="preserve"> </w:t>
+    </w:r>
+    <w:r>
+      <w:rPr>
+        <w:b/>
+        <w:bCs/>
+      </w:rPr>
+      <w:t xml:space="preserve">               </w:t>
     </w:r>
     <w:r>
       <w:tab/>
@@ -13864,7 +15181,7 @@
   <w:style w:type="paragraph" w:default="1" w:styleId="Normal">
     <w:name w:val="Normal"/>
     <w:qFormat/>
-    <w:rsid w:val="00076C05"/>
+    <w:rsid w:val="00DA74AB"/>
     <w:pPr>
       <w:spacing w:before="120" w:line="276" w:lineRule="auto"/>
     </w:pPr>

--- a/TS-Kramam/TS-5.3/TS 5.3 Tamil Krama Paatam Corrections.docx
+++ b/TS-Kramam/TS-5.3/TS 5.3 Tamil Krama Paatam Corrections.docx
@@ -8,9 +8,6 @@
         <w:rPr>
           <w:b/>
           <w:bCs/>
-          <w:sz w:val="32"/>
-          <w:szCs w:val="32"/>
-          <w:u w:val="single"/>
         </w:rPr>
       </w:pPr>
       <w:r>
@@ -89,21 +86,24 @@
           <w:bCs/>
           <w:sz w:val="32"/>
           <w:szCs w:val="32"/>
-          <w:highlight w:val="red"/>
           <w:u w:val="single"/>
         </w:rPr>
-        <w:t>???</w:t>
+        <w:t>31st July 2026</w:t>
       </w:r>
-    </w:p>
-    <w:p>
-      <w:pPr>
-        <w:spacing w:before="0" w:line="240" w:lineRule="auto"/>
-        <w:jc w:val="center"/>
+      <w:r>
         <w:rPr>
           <w:b/>
           <w:bCs/>
         </w:rPr>
-      </w:pPr>
+        <w:t xml:space="preserve"> </w:t>
+      </w:r>
+      <w:r>
+        <w:rPr>
+          <w:b/>
+          <w:bCs/>
+        </w:rPr>
+        <w:br/>
+      </w:r>
       <w:r>
         <w:rPr>
           <w:b/>
@@ -6865,64 +6865,6 @@
           <w:u w:val="single"/>
         </w:rPr>
         <w:lastRenderedPageBreak/>
-        <w:t>=============</w:t>
-      </w:r>
-    </w:p>
-    <w:p>
-      <w:pPr>
-        <w:jc w:val="center"/>
-        <w:rPr>
-          <w:b/>
-          <w:bCs/>
-          <w:sz w:val="32"/>
-          <w:szCs w:val="32"/>
-          <w:u w:val="single"/>
-        </w:rPr>
-      </w:pPr>
-    </w:p>
-    <w:p>
-      <w:pPr>
-        <w:jc w:val="center"/>
-        <w:rPr>
-          <w:b/>
-          <w:bCs/>
-          <w:sz w:val="32"/>
-          <w:szCs w:val="32"/>
-          <w:u w:val="single"/>
-        </w:rPr>
-      </w:pPr>
-    </w:p>
-    <w:p>
-      <w:pPr>
-        <w:jc w:val="center"/>
-        <w:rPr>
-          <w:b/>
-          <w:bCs/>
-          <w:sz w:val="32"/>
-          <w:szCs w:val="32"/>
-          <w:u w:val="single"/>
-        </w:rPr>
-      </w:pPr>
-    </w:p>
-    <w:p>
-      <w:pPr>
-        <w:jc w:val="center"/>
-        <w:rPr>
-          <w:b/>
-          <w:bCs/>
-          <w:sz w:val="32"/>
-          <w:szCs w:val="32"/>
-          <w:u w:val="single"/>
-        </w:rPr>
-      </w:pPr>
-      <w:r>
-        <w:rPr>
-          <w:b/>
-          <w:bCs/>
-          <w:sz w:val="32"/>
-          <w:szCs w:val="32"/>
-          <w:u w:val="single"/>
-        </w:rPr>
         <w:t xml:space="preserve">TS </w:t>
       </w:r>
       <w:r>
@@ -9432,7 +9374,6 @@
                 <w:sz w:val="28"/>
                 <w:szCs w:val="32"/>
               </w:rPr>
-              <w:lastRenderedPageBreak/>
               <w:t>T.S.5.3.4.5 – Kramam</w:t>
             </w:r>
           </w:p>
@@ -10492,6 +10433,7 @@
                 <w:cs/>
                 <w:lang w:bidi="ta-IN"/>
               </w:rPr>
+              <w:lastRenderedPageBreak/>
               <w:t>ப்ராசீ</w:t>
             </w:r>
             <w:r>
@@ -10579,6 +10521,7 @@
                 <w:sz w:val="28"/>
                 <w:szCs w:val="32"/>
               </w:rPr>
+              <w:lastRenderedPageBreak/>
               <w:t>T.S.5.3.7.4 – Kramam</w:t>
             </w:r>
           </w:p>
